--- a/5_summary/output/wealth_quartiles.docx
+++ b/5_summary/output/wealth_quartiles.docx
@@ -624,7 +624,7 @@
                 <w:szCs w:val="20"/>
                 <w:color w:val="000000"/>
               </w:rPr>
-              <w:t xml:space="preserve">NA</w:t>
+              <w:t xml:space="preserve">0.836</w:t>
             </w:r>
           </w:p>
         </w:tc>
@@ -884,7 +884,7 @@
                 <w:szCs w:val="20"/>
                 <w:color w:val="000000"/>
               </w:rPr>
-              <w:t xml:space="preserve">-4,195</w:t>
+              <w:t xml:space="preserve">267</w:t>
             </w:r>
           </w:p>
         </w:tc>
@@ -1046,7 +1046,7 @@
                 <w:szCs w:val="20"/>
                 <w:color w:val="000000"/>
               </w:rPr>
-              <w:t xml:space="preserve">NA</w:t>
+              <w:t xml:space="preserve">0.836</w:t>
             </w:r>
           </w:p>
         </w:tc>
@@ -1468,7 +1468,7 @@
                 <w:szCs w:val="20"/>
                 <w:color w:val="000000"/>
               </w:rPr>
-              <w:t xml:space="preserve">NA</w:t>
+              <w:t xml:space="preserve">0.836</w:t>
             </w:r>
           </w:p>
         </w:tc>
@@ -1890,7 +1890,7 @@
                 <w:szCs w:val="20"/>
                 <w:color w:val="000000"/>
               </w:rPr>
-              <w:t xml:space="preserve">NA</w:t>
+              <w:t xml:space="preserve">0.836</w:t>
             </w:r>
           </w:p>
         </w:tc>
@@ -2312,7 +2312,7 @@
                 <w:szCs w:val="20"/>
                 <w:color w:val="000000"/>
               </w:rPr>
-              <w:t xml:space="preserve">NaN</w:t>
+              <w:t xml:space="preserve">0.721</w:t>
             </w:r>
           </w:p>
         </w:tc>
@@ -2416,163 +2416,163 @@
                 <w:szCs w:val="20"/>
                 <w:color w:val="000000"/>
               </w:rPr>
-              <w:t xml:space="preserve">7.54</w:t>
-            </w:r>
-          </w:p>
-        </w:tc>
-        <w:tc>
-          <w:tcPr>
-            <w:tcBorders>
-              <w:bottom w:val="single" w:sz="6" w:space="0" w:color="666666"/>
-              <w:top w:val="single" w:sz="6" w:space="0" w:color="666666"/>
-              <w:left w:val="none" w:sz="0" w:space="0" w:color="000000"/>
-              <w:right w:val="none" w:sz="0" w:space="0" w:color="000000"/>
-            </w:tcBorders>
-            <w:shd w:val="clear" w:color="auto" w:fill="FFFFFF"/>
-            <w:tcMar>
-              <w:top w:w="0" w:type="dxa"/>
-              <w:bottom w:w="0" w:type="dxa"/>
-              <w:left w:w="0" w:type="dxa"/>
-              <w:right w:w="0" w:type="dxa"/>
-            </w:tcMar>
-            <w:vAlign w:val="center"/>
-          </w:tcPr>
-          <w:p>
-            <w:pPr>
-              <w:jc w:val="center"/>
-              <w:pBdr>
-                <w:bottom w:val="none" w:sz="0" w:space="0" w:color="000000"/>
-                <w:top w:val="none" w:sz="0" w:space="0" w:color="000000"/>
-                <w:left w:val="none" w:sz="0" w:space="0" w:color="000000"/>
-                <w:right w:val="none" w:sz="0" w:space="0" w:color="000000"/>
-              </w:pBdr>
-              <w:spacing w:after="100" w:before="100" w:line="240"/>
-              <w:ind w:left="100" w:right="100" w:firstLine="0" w:firstLineChars="0"/>
-              <w:rPr>
-                <w:rFonts w:ascii="Helvetica" w:hAnsi="Helvetica" w:eastAsia="Helvetica" w:cs="Helvetica"/>
-                <w:i w:val="false"/>
-                <w:b w:val="false"/>
-                <w:u w:val="none"/>
-                <w:sz w:val="20"/>
-                <w:szCs w:val="20"/>
-                <w:color w:val="000000"/>
-              </w:rPr>
-            </w:pPr>
-            <w:r>
-              <w:rPr>
-                <w:rFonts w:ascii="Helvetica" w:hAnsi="Helvetica" w:eastAsia="Helvetica" w:cs="Helvetica"/>
-                <w:i w:val="false"/>
-                <w:b w:val="false"/>
-                <w:u w:val="none"/>
-                <w:sz w:val="20"/>
-                <w:szCs w:val="20"/>
-                <w:color w:val="000000"/>
-              </w:rPr>
-              <w:t xml:space="preserve">2.83</w:t>
-            </w:r>
-          </w:p>
-        </w:tc>
-        <w:tc>
-          <w:tcPr>
-            <w:tcBorders>
-              <w:bottom w:val="single" w:sz="6" w:space="0" w:color="666666"/>
-              <w:top w:val="single" w:sz="6" w:space="0" w:color="666666"/>
-              <w:left w:val="none" w:sz="0" w:space="0" w:color="000000"/>
-              <w:right w:val="none" w:sz="0" w:space="0" w:color="000000"/>
-            </w:tcBorders>
-            <w:shd w:val="clear" w:color="auto" w:fill="FFFFFF"/>
-            <w:tcMar>
-              <w:top w:w="0" w:type="dxa"/>
-              <w:bottom w:w="0" w:type="dxa"/>
-              <w:left w:w="0" w:type="dxa"/>
-              <w:right w:w="0" w:type="dxa"/>
-            </w:tcMar>
-            <w:vAlign w:val="center"/>
-          </w:tcPr>
-          <w:p>
-            <w:pPr>
-              <w:jc w:val="center"/>
-              <w:pBdr>
-                <w:bottom w:val="none" w:sz="0" w:space="0" w:color="000000"/>
-                <w:top w:val="none" w:sz="0" w:space="0" w:color="000000"/>
-                <w:left w:val="none" w:sz="0" w:space="0" w:color="000000"/>
-                <w:right w:val="none" w:sz="0" w:space="0" w:color="000000"/>
-              </w:pBdr>
-              <w:spacing w:after="100" w:before="100" w:line="240"/>
-              <w:ind w:left="100" w:right="100" w:firstLine="0" w:firstLineChars="0"/>
-              <w:rPr>
-                <w:rFonts w:ascii="Helvetica" w:hAnsi="Helvetica" w:eastAsia="Helvetica" w:cs="Helvetica"/>
-                <w:i w:val="false"/>
-                <w:b w:val="false"/>
-                <w:u w:val="none"/>
-                <w:sz w:val="20"/>
-                <w:szCs w:val="20"/>
-                <w:color w:val="000000"/>
-              </w:rPr>
-            </w:pPr>
-            <w:r>
-              <w:rPr>
-                <w:rFonts w:ascii="Helvetica" w:hAnsi="Helvetica" w:eastAsia="Helvetica" w:cs="Helvetica"/>
-                <w:i w:val="false"/>
-                <w:b w:val="false"/>
-                <w:u w:val="none"/>
-                <w:sz w:val="20"/>
-                <w:szCs w:val="20"/>
-                <w:color w:val="000000"/>
-              </w:rPr>
-              <w:t xml:space="preserve">34.8</w:t>
-            </w:r>
-          </w:p>
-        </w:tc>
-        <w:tc>
-          <w:tcPr>
-            <w:tcBorders>
-              <w:bottom w:val="single" w:sz="6" w:space="0" w:color="666666"/>
-              <w:top w:val="single" w:sz="6" w:space="0" w:color="666666"/>
-              <w:left w:val="none" w:sz="0" w:space="0" w:color="000000"/>
-              <w:right w:val="none" w:sz="0" w:space="0" w:color="000000"/>
-            </w:tcBorders>
-            <w:shd w:val="clear" w:color="auto" w:fill="FFFFFF"/>
-            <w:tcMar>
-              <w:top w:w="0" w:type="dxa"/>
-              <w:bottom w:w="0" w:type="dxa"/>
-              <w:left w:w="0" w:type="dxa"/>
-              <w:right w:w="0" w:type="dxa"/>
-            </w:tcMar>
-            <w:vAlign w:val="center"/>
-          </w:tcPr>
-          <w:p>
-            <w:pPr>
-              <w:jc w:val="center"/>
-              <w:pBdr>
-                <w:bottom w:val="none" w:sz="0" w:space="0" w:color="000000"/>
-                <w:top w:val="none" w:sz="0" w:space="0" w:color="000000"/>
-                <w:left w:val="none" w:sz="0" w:space="0" w:color="000000"/>
-                <w:right w:val="none" w:sz="0" w:space="0" w:color="000000"/>
-              </w:pBdr>
-              <w:spacing w:after="100" w:before="100" w:line="240"/>
-              <w:ind w:left="100" w:right="100" w:firstLine="0" w:firstLineChars="0"/>
-              <w:rPr>
-                <w:rFonts w:ascii="Helvetica" w:hAnsi="Helvetica" w:eastAsia="Helvetica" w:cs="Helvetica"/>
-                <w:i w:val="false"/>
-                <w:b w:val="false"/>
-                <w:u w:val="none"/>
-                <w:sz w:val="20"/>
-                <w:szCs w:val="20"/>
-                <w:color w:val="000000"/>
-              </w:rPr>
-            </w:pPr>
-            <w:r>
-              <w:rPr>
-                <w:rFonts w:ascii="Helvetica" w:hAnsi="Helvetica" w:eastAsia="Helvetica" w:cs="Helvetica"/>
-                <w:i w:val="false"/>
-                <w:b w:val="false"/>
-                <w:u w:val="none"/>
-                <w:sz w:val="20"/>
-                <w:szCs w:val="20"/>
-                <w:color w:val="000000"/>
-              </w:rPr>
-              <w:t xml:space="preserve">1,687</w:t>
+              <w:t xml:space="preserve">7.34</w:t>
+            </w:r>
+          </w:p>
+        </w:tc>
+        <w:tc>
+          <w:tcPr>
+            <w:tcBorders>
+              <w:bottom w:val="single" w:sz="6" w:space="0" w:color="666666"/>
+              <w:top w:val="single" w:sz="6" w:space="0" w:color="666666"/>
+              <w:left w:val="none" w:sz="0" w:space="0" w:color="000000"/>
+              <w:right w:val="none" w:sz="0" w:space="0" w:color="000000"/>
+            </w:tcBorders>
+            <w:shd w:val="clear" w:color="auto" w:fill="FFFFFF"/>
+            <w:tcMar>
+              <w:top w:w="0" w:type="dxa"/>
+              <w:bottom w:w="0" w:type="dxa"/>
+              <w:left w:w="0" w:type="dxa"/>
+              <w:right w:w="0" w:type="dxa"/>
+            </w:tcMar>
+            <w:vAlign w:val="center"/>
+          </w:tcPr>
+          <w:p>
+            <w:pPr>
+              <w:jc w:val="center"/>
+              <w:pBdr>
+                <w:bottom w:val="none" w:sz="0" w:space="0" w:color="000000"/>
+                <w:top w:val="none" w:sz="0" w:space="0" w:color="000000"/>
+                <w:left w:val="none" w:sz="0" w:space="0" w:color="000000"/>
+                <w:right w:val="none" w:sz="0" w:space="0" w:color="000000"/>
+              </w:pBdr>
+              <w:spacing w:after="100" w:before="100" w:line="240"/>
+              <w:ind w:left="100" w:right="100" w:firstLine="0" w:firstLineChars="0"/>
+              <w:rPr>
+                <w:rFonts w:ascii="Helvetica" w:hAnsi="Helvetica" w:eastAsia="Helvetica" w:cs="Helvetica"/>
+                <w:i w:val="false"/>
+                <w:b w:val="false"/>
+                <w:u w:val="none"/>
+                <w:sz w:val="20"/>
+                <w:szCs w:val="20"/>
+                <w:color w:val="000000"/>
+              </w:rPr>
+            </w:pPr>
+            <w:r>
+              <w:rPr>
+                <w:rFonts w:ascii="Helvetica" w:hAnsi="Helvetica" w:eastAsia="Helvetica" w:cs="Helvetica"/>
+                <w:i w:val="false"/>
+                <w:b w:val="false"/>
+                <w:u w:val="none"/>
+                <w:sz w:val="20"/>
+                <w:szCs w:val="20"/>
+                <w:color w:val="000000"/>
+              </w:rPr>
+              <w:t xml:space="preserve">2.76</w:t>
+            </w:r>
+          </w:p>
+        </w:tc>
+        <w:tc>
+          <w:tcPr>
+            <w:tcBorders>
+              <w:bottom w:val="single" w:sz="6" w:space="0" w:color="666666"/>
+              <w:top w:val="single" w:sz="6" w:space="0" w:color="666666"/>
+              <w:left w:val="none" w:sz="0" w:space="0" w:color="000000"/>
+              <w:right w:val="none" w:sz="0" w:space="0" w:color="000000"/>
+            </w:tcBorders>
+            <w:shd w:val="clear" w:color="auto" w:fill="FFFFFF"/>
+            <w:tcMar>
+              <w:top w:w="0" w:type="dxa"/>
+              <w:bottom w:w="0" w:type="dxa"/>
+              <w:left w:w="0" w:type="dxa"/>
+              <w:right w:w="0" w:type="dxa"/>
+            </w:tcMar>
+            <w:vAlign w:val="center"/>
+          </w:tcPr>
+          <w:p>
+            <w:pPr>
+              <w:jc w:val="center"/>
+              <w:pBdr>
+                <w:bottom w:val="none" w:sz="0" w:space="0" w:color="000000"/>
+                <w:top w:val="none" w:sz="0" w:space="0" w:color="000000"/>
+                <w:left w:val="none" w:sz="0" w:space="0" w:color="000000"/>
+                <w:right w:val="none" w:sz="0" w:space="0" w:color="000000"/>
+              </w:pBdr>
+              <w:spacing w:after="100" w:before="100" w:line="240"/>
+              <w:ind w:left="100" w:right="100" w:firstLine="0" w:firstLineChars="0"/>
+              <w:rPr>
+                <w:rFonts w:ascii="Helvetica" w:hAnsi="Helvetica" w:eastAsia="Helvetica" w:cs="Helvetica"/>
+                <w:i w:val="false"/>
+                <w:b w:val="false"/>
+                <w:u w:val="none"/>
+                <w:sz w:val="20"/>
+                <w:szCs w:val="20"/>
+                <w:color w:val="000000"/>
+              </w:rPr>
+            </w:pPr>
+            <w:r>
+              <w:rPr>
+                <w:rFonts w:ascii="Helvetica" w:hAnsi="Helvetica" w:eastAsia="Helvetica" w:cs="Helvetica"/>
+                <w:i w:val="false"/>
+                <w:b w:val="false"/>
+                <w:u w:val="none"/>
+                <w:sz w:val="20"/>
+                <w:szCs w:val="20"/>
+                <w:color w:val="000000"/>
+              </w:rPr>
+              <w:t xml:space="preserve">35.5</w:t>
+            </w:r>
+          </w:p>
+        </w:tc>
+        <w:tc>
+          <w:tcPr>
+            <w:tcBorders>
+              <w:bottom w:val="single" w:sz="6" w:space="0" w:color="666666"/>
+              <w:top w:val="single" w:sz="6" w:space="0" w:color="666666"/>
+              <w:left w:val="none" w:sz="0" w:space="0" w:color="000000"/>
+              <w:right w:val="none" w:sz="0" w:space="0" w:color="000000"/>
+            </w:tcBorders>
+            <w:shd w:val="clear" w:color="auto" w:fill="FFFFFF"/>
+            <w:tcMar>
+              <w:top w:w="0" w:type="dxa"/>
+              <w:bottom w:w="0" w:type="dxa"/>
+              <w:left w:w="0" w:type="dxa"/>
+              <w:right w:w="0" w:type="dxa"/>
+            </w:tcMar>
+            <w:vAlign w:val="center"/>
+          </w:tcPr>
+          <w:p>
+            <w:pPr>
+              <w:jc w:val="center"/>
+              <w:pBdr>
+                <w:bottom w:val="none" w:sz="0" w:space="0" w:color="000000"/>
+                <w:top w:val="none" w:sz="0" w:space="0" w:color="000000"/>
+                <w:left w:val="none" w:sz="0" w:space="0" w:color="000000"/>
+                <w:right w:val="none" w:sz="0" w:space="0" w:color="000000"/>
+              </w:pBdr>
+              <w:spacing w:after="100" w:before="100" w:line="240"/>
+              <w:ind w:left="100" w:right="100" w:firstLine="0" w:firstLineChars="0"/>
+              <w:rPr>
+                <w:rFonts w:ascii="Helvetica" w:hAnsi="Helvetica" w:eastAsia="Helvetica" w:cs="Helvetica"/>
+                <w:i w:val="false"/>
+                <w:b w:val="false"/>
+                <w:u w:val="none"/>
+                <w:sz w:val="20"/>
+                <w:szCs w:val="20"/>
+                <w:color w:val="000000"/>
+              </w:rPr>
+            </w:pPr>
+            <w:r>
+              <w:rPr>
+                <w:rFonts w:ascii="Helvetica" w:hAnsi="Helvetica" w:eastAsia="Helvetica" w:cs="Helvetica"/>
+                <w:i w:val="false"/>
+                <w:b w:val="false"/>
+                <w:u w:val="none"/>
+                <w:sz w:val="20"/>
+                <w:szCs w:val="20"/>
+                <w:color w:val="000000"/>
+              </w:rPr>
+              <w:t xml:space="preserve">10,875</w:t>
             </w:r>
           </w:p>
         </w:tc>
@@ -2734,7 +2734,7 @@
                 <w:szCs w:val="20"/>
                 <w:color w:val="000000"/>
               </w:rPr>
-              <w:t xml:space="preserve">NaN</w:t>
+              <w:t xml:space="preserve">0.721</w:t>
             </w:r>
           </w:p>
         </w:tc>
@@ -2838,163 +2838,163 @@
                 <w:szCs w:val="20"/>
                 <w:color w:val="000000"/>
               </w:rPr>
-              <w:t xml:space="preserve">8.00</w:t>
-            </w:r>
-          </w:p>
-        </w:tc>
-        <w:tc>
-          <w:tcPr>
-            <w:tcBorders>
-              <w:bottom w:val="single" w:sz="6" w:space="0" w:color="666666"/>
-              <w:top w:val="single" w:sz="6" w:space="0" w:color="666666"/>
-              <w:left w:val="none" w:sz="0" w:space="0" w:color="000000"/>
-              <w:right w:val="none" w:sz="0" w:space="0" w:color="000000"/>
-            </w:tcBorders>
-            <w:shd w:val="clear" w:color="auto" w:fill="FFFFFF"/>
-            <w:tcMar>
-              <w:top w:w="0" w:type="dxa"/>
-              <w:bottom w:w="0" w:type="dxa"/>
-              <w:left w:w="0" w:type="dxa"/>
-              <w:right w:w="0" w:type="dxa"/>
-            </w:tcMar>
-            <w:vAlign w:val="center"/>
-          </w:tcPr>
-          <w:p>
-            <w:pPr>
-              <w:jc w:val="center"/>
-              <w:pBdr>
-                <w:bottom w:val="none" w:sz="0" w:space="0" w:color="000000"/>
-                <w:top w:val="none" w:sz="0" w:space="0" w:color="000000"/>
-                <w:left w:val="none" w:sz="0" w:space="0" w:color="000000"/>
-                <w:right w:val="none" w:sz="0" w:space="0" w:color="000000"/>
-              </w:pBdr>
-              <w:spacing w:after="100" w:before="100" w:line="240"/>
-              <w:ind w:left="100" w:right="100" w:firstLine="0" w:firstLineChars="0"/>
-              <w:rPr>
-                <w:rFonts w:ascii="Helvetica" w:hAnsi="Helvetica" w:eastAsia="Helvetica" w:cs="Helvetica"/>
-                <w:i w:val="false"/>
-                <w:b w:val="false"/>
-                <w:u w:val="none"/>
-                <w:sz w:val="20"/>
-                <w:szCs w:val="20"/>
-                <w:color w:val="000000"/>
-              </w:rPr>
-            </w:pPr>
-            <w:r>
-              <w:rPr>
-                <w:rFonts w:ascii="Helvetica" w:hAnsi="Helvetica" w:eastAsia="Helvetica" w:cs="Helvetica"/>
-                <w:i w:val="false"/>
-                <w:b w:val="false"/>
-                <w:u w:val="none"/>
-                <w:sz w:val="20"/>
-                <w:szCs w:val="20"/>
-                <w:color w:val="000000"/>
-              </w:rPr>
-              <w:t xml:space="preserve">2.99</w:t>
-            </w:r>
-          </w:p>
-        </w:tc>
-        <w:tc>
-          <w:tcPr>
-            <w:tcBorders>
-              <w:bottom w:val="single" w:sz="6" w:space="0" w:color="666666"/>
-              <w:top w:val="single" w:sz="6" w:space="0" w:color="666666"/>
-              <w:left w:val="none" w:sz="0" w:space="0" w:color="000000"/>
-              <w:right w:val="none" w:sz="0" w:space="0" w:color="000000"/>
-            </w:tcBorders>
-            <w:shd w:val="clear" w:color="auto" w:fill="FFFFFF"/>
-            <w:tcMar>
-              <w:top w:w="0" w:type="dxa"/>
-              <w:bottom w:w="0" w:type="dxa"/>
-              <w:left w:w="0" w:type="dxa"/>
-              <w:right w:w="0" w:type="dxa"/>
-            </w:tcMar>
-            <w:vAlign w:val="center"/>
-          </w:tcPr>
-          <w:p>
-            <w:pPr>
-              <w:jc w:val="center"/>
-              <w:pBdr>
-                <w:bottom w:val="none" w:sz="0" w:space="0" w:color="000000"/>
-                <w:top w:val="none" w:sz="0" w:space="0" w:color="000000"/>
-                <w:left w:val="none" w:sz="0" w:space="0" w:color="000000"/>
-                <w:right w:val="none" w:sz="0" w:space="0" w:color="000000"/>
-              </w:pBdr>
-              <w:spacing w:after="100" w:before="100" w:line="240"/>
-              <w:ind w:left="100" w:right="100" w:firstLine="0" w:firstLineChars="0"/>
-              <w:rPr>
-                <w:rFonts w:ascii="Helvetica" w:hAnsi="Helvetica" w:eastAsia="Helvetica" w:cs="Helvetica"/>
-                <w:i w:val="false"/>
-                <w:b w:val="false"/>
-                <w:u w:val="none"/>
-                <w:sz w:val="20"/>
-                <w:szCs w:val="20"/>
-                <w:color w:val="000000"/>
-              </w:rPr>
-            </w:pPr>
-            <w:r>
-              <w:rPr>
-                <w:rFonts w:ascii="Helvetica" w:hAnsi="Helvetica" w:eastAsia="Helvetica" w:cs="Helvetica"/>
-                <w:i w:val="false"/>
-                <w:b w:val="false"/>
-                <w:u w:val="none"/>
-                <w:sz w:val="20"/>
-                <w:szCs w:val="20"/>
-                <w:color w:val="000000"/>
-              </w:rPr>
-              <w:t xml:space="preserve">14.0</w:t>
-            </w:r>
-          </w:p>
-        </w:tc>
-        <w:tc>
-          <w:tcPr>
-            <w:tcBorders>
-              <w:bottom w:val="single" w:sz="6" w:space="0" w:color="666666"/>
-              <w:top w:val="single" w:sz="6" w:space="0" w:color="666666"/>
-              <w:left w:val="none" w:sz="0" w:space="0" w:color="000000"/>
-              <w:right w:val="none" w:sz="0" w:space="0" w:color="000000"/>
-            </w:tcBorders>
-            <w:shd w:val="clear" w:color="auto" w:fill="FFFFFF"/>
-            <w:tcMar>
-              <w:top w:w="0" w:type="dxa"/>
-              <w:bottom w:w="0" w:type="dxa"/>
-              <w:left w:w="0" w:type="dxa"/>
-              <w:right w:w="0" w:type="dxa"/>
-            </w:tcMar>
-            <w:vAlign w:val="center"/>
-          </w:tcPr>
-          <w:p>
-            <w:pPr>
-              <w:jc w:val="center"/>
-              <w:pBdr>
-                <w:bottom w:val="none" w:sz="0" w:space="0" w:color="000000"/>
-                <w:top w:val="none" w:sz="0" w:space="0" w:color="000000"/>
-                <w:left w:val="none" w:sz="0" w:space="0" w:color="000000"/>
-                <w:right w:val="none" w:sz="0" w:space="0" w:color="000000"/>
-              </w:pBdr>
-              <w:spacing w:after="100" w:before="100" w:line="240"/>
-              <w:ind w:left="100" w:right="100" w:firstLine="0" w:firstLineChars="0"/>
-              <w:rPr>
-                <w:rFonts w:ascii="Helvetica" w:hAnsi="Helvetica" w:eastAsia="Helvetica" w:cs="Helvetica"/>
-                <w:i w:val="false"/>
-                <w:b w:val="false"/>
-                <w:u w:val="none"/>
-                <w:sz w:val="20"/>
-                <w:szCs w:val="20"/>
-                <w:color w:val="000000"/>
-              </w:rPr>
-            </w:pPr>
-            <w:r>
-              <w:rPr>
-                <w:rFonts w:ascii="Helvetica" w:hAnsi="Helvetica" w:eastAsia="Helvetica" w:cs="Helvetica"/>
-                <w:i w:val="false"/>
-                <w:b w:val="false"/>
-                <w:u w:val="none"/>
-                <w:sz w:val="20"/>
-                <w:szCs w:val="20"/>
-                <w:color w:val="000000"/>
-              </w:rPr>
-              <w:t xml:space="preserve">59,783</w:t>
+              <w:t xml:space="preserve">8.24</w:t>
+            </w:r>
+          </w:p>
+        </w:tc>
+        <w:tc>
+          <w:tcPr>
+            <w:tcBorders>
+              <w:bottom w:val="single" w:sz="6" w:space="0" w:color="666666"/>
+              <w:top w:val="single" w:sz="6" w:space="0" w:color="666666"/>
+              <w:left w:val="none" w:sz="0" w:space="0" w:color="000000"/>
+              <w:right w:val="none" w:sz="0" w:space="0" w:color="000000"/>
+            </w:tcBorders>
+            <w:shd w:val="clear" w:color="auto" w:fill="FFFFFF"/>
+            <w:tcMar>
+              <w:top w:w="0" w:type="dxa"/>
+              <w:bottom w:w="0" w:type="dxa"/>
+              <w:left w:w="0" w:type="dxa"/>
+              <w:right w:w="0" w:type="dxa"/>
+            </w:tcMar>
+            <w:vAlign w:val="center"/>
+          </w:tcPr>
+          <w:p>
+            <w:pPr>
+              <w:jc w:val="center"/>
+              <w:pBdr>
+                <w:bottom w:val="none" w:sz="0" w:space="0" w:color="000000"/>
+                <w:top w:val="none" w:sz="0" w:space="0" w:color="000000"/>
+                <w:left w:val="none" w:sz="0" w:space="0" w:color="000000"/>
+                <w:right w:val="none" w:sz="0" w:space="0" w:color="000000"/>
+              </w:pBdr>
+              <w:spacing w:after="100" w:before="100" w:line="240"/>
+              <w:ind w:left="100" w:right="100" w:firstLine="0" w:firstLineChars="0"/>
+              <w:rPr>
+                <w:rFonts w:ascii="Helvetica" w:hAnsi="Helvetica" w:eastAsia="Helvetica" w:cs="Helvetica"/>
+                <w:i w:val="false"/>
+                <w:b w:val="false"/>
+                <w:u w:val="none"/>
+                <w:sz w:val="20"/>
+                <w:szCs w:val="20"/>
+                <w:color w:val="000000"/>
+              </w:rPr>
+            </w:pPr>
+            <w:r>
+              <w:rPr>
+                <w:rFonts w:ascii="Helvetica" w:hAnsi="Helvetica" w:eastAsia="Helvetica" w:cs="Helvetica"/>
+                <w:i w:val="false"/>
+                <w:b w:val="false"/>
+                <w:u w:val="none"/>
+                <w:sz w:val="20"/>
+                <w:szCs w:val="20"/>
+                <w:color w:val="000000"/>
+              </w:rPr>
+              <w:t xml:space="preserve">3.06</w:t>
+            </w:r>
+          </w:p>
+        </w:tc>
+        <w:tc>
+          <w:tcPr>
+            <w:tcBorders>
+              <w:bottom w:val="single" w:sz="6" w:space="0" w:color="666666"/>
+              <w:top w:val="single" w:sz="6" w:space="0" w:color="666666"/>
+              <w:left w:val="none" w:sz="0" w:space="0" w:color="000000"/>
+              <w:right w:val="none" w:sz="0" w:space="0" w:color="000000"/>
+            </w:tcBorders>
+            <w:shd w:val="clear" w:color="auto" w:fill="FFFFFF"/>
+            <w:tcMar>
+              <w:top w:w="0" w:type="dxa"/>
+              <w:bottom w:w="0" w:type="dxa"/>
+              <w:left w:w="0" w:type="dxa"/>
+              <w:right w:w="0" w:type="dxa"/>
+            </w:tcMar>
+            <w:vAlign w:val="center"/>
+          </w:tcPr>
+          <w:p>
+            <w:pPr>
+              <w:jc w:val="center"/>
+              <w:pBdr>
+                <w:bottom w:val="none" w:sz="0" w:space="0" w:color="000000"/>
+                <w:top w:val="none" w:sz="0" w:space="0" w:color="000000"/>
+                <w:left w:val="none" w:sz="0" w:space="0" w:color="000000"/>
+                <w:right w:val="none" w:sz="0" w:space="0" w:color="000000"/>
+              </w:pBdr>
+              <w:spacing w:after="100" w:before="100" w:line="240"/>
+              <w:ind w:left="100" w:right="100" w:firstLine="0" w:firstLineChars="0"/>
+              <w:rPr>
+                <w:rFonts w:ascii="Helvetica" w:hAnsi="Helvetica" w:eastAsia="Helvetica" w:cs="Helvetica"/>
+                <w:i w:val="false"/>
+                <w:b w:val="false"/>
+                <w:u w:val="none"/>
+                <w:sz w:val="20"/>
+                <w:szCs w:val="20"/>
+                <w:color w:val="000000"/>
+              </w:rPr>
+            </w:pPr>
+            <w:r>
+              <w:rPr>
+                <w:rFonts w:ascii="Helvetica" w:hAnsi="Helvetica" w:eastAsia="Helvetica" w:cs="Helvetica"/>
+                <w:i w:val="false"/>
+                <w:b w:val="false"/>
+                <w:u w:val="none"/>
+                <w:sz w:val="20"/>
+                <w:szCs w:val="20"/>
+                <w:color w:val="000000"/>
+              </w:rPr>
+              <w:t xml:space="preserve">13.3</w:t>
+            </w:r>
+          </w:p>
+        </w:tc>
+        <w:tc>
+          <w:tcPr>
+            <w:tcBorders>
+              <w:bottom w:val="single" w:sz="6" w:space="0" w:color="666666"/>
+              <w:top w:val="single" w:sz="6" w:space="0" w:color="666666"/>
+              <w:left w:val="none" w:sz="0" w:space="0" w:color="000000"/>
+              <w:right w:val="none" w:sz="0" w:space="0" w:color="000000"/>
+            </w:tcBorders>
+            <w:shd w:val="clear" w:color="auto" w:fill="FFFFFF"/>
+            <w:tcMar>
+              <w:top w:w="0" w:type="dxa"/>
+              <w:bottom w:w="0" w:type="dxa"/>
+              <w:left w:w="0" w:type="dxa"/>
+              <w:right w:w="0" w:type="dxa"/>
+            </w:tcMar>
+            <w:vAlign w:val="center"/>
+          </w:tcPr>
+          <w:p>
+            <w:pPr>
+              <w:jc w:val="center"/>
+              <w:pBdr>
+                <w:bottom w:val="none" w:sz="0" w:space="0" w:color="000000"/>
+                <w:top w:val="none" w:sz="0" w:space="0" w:color="000000"/>
+                <w:left w:val="none" w:sz="0" w:space="0" w:color="000000"/>
+                <w:right w:val="none" w:sz="0" w:space="0" w:color="000000"/>
+              </w:pBdr>
+              <w:spacing w:after="100" w:before="100" w:line="240"/>
+              <w:ind w:left="100" w:right="100" w:firstLine="0" w:firstLineChars="0"/>
+              <w:rPr>
+                <w:rFonts w:ascii="Helvetica" w:hAnsi="Helvetica" w:eastAsia="Helvetica" w:cs="Helvetica"/>
+                <w:i w:val="false"/>
+                <w:b w:val="false"/>
+                <w:u w:val="none"/>
+                <w:sz w:val="20"/>
+                <w:szCs w:val="20"/>
+                <w:color w:val="000000"/>
+              </w:rPr>
+            </w:pPr>
+            <w:r>
+              <w:rPr>
+                <w:rFonts w:ascii="Helvetica" w:hAnsi="Helvetica" w:eastAsia="Helvetica" w:cs="Helvetica"/>
+                <w:i w:val="false"/>
+                <w:b w:val="false"/>
+                <w:u w:val="none"/>
+                <w:sz w:val="20"/>
+                <w:szCs w:val="20"/>
+                <w:color w:val="000000"/>
+              </w:rPr>
+              <w:t xml:space="preserve">62,295</w:t>
             </w:r>
           </w:p>
         </w:tc>
@@ -3156,7 +3156,7 @@
                 <w:szCs w:val="20"/>
                 <w:color w:val="000000"/>
               </w:rPr>
-              <w:t xml:space="preserve">NaN</w:t>
+              <w:t xml:space="preserve">0.721</w:t>
             </w:r>
           </w:p>
         </w:tc>
@@ -3260,163 +3260,163 @@
                 <w:szCs w:val="20"/>
                 <w:color w:val="000000"/>
               </w:rPr>
-              <w:t xml:space="preserve">9.00</w:t>
-            </w:r>
-          </w:p>
-        </w:tc>
-        <w:tc>
-          <w:tcPr>
-            <w:tcBorders>
-              <w:bottom w:val="single" w:sz="6" w:space="0" w:color="666666"/>
-              <w:top w:val="single" w:sz="6" w:space="0" w:color="666666"/>
-              <w:left w:val="none" w:sz="0" w:space="0" w:color="000000"/>
-              <w:right w:val="none" w:sz="0" w:space="0" w:color="000000"/>
-            </w:tcBorders>
-            <w:shd w:val="clear" w:color="auto" w:fill="FFFFFF"/>
-            <w:tcMar>
-              <w:top w:w="0" w:type="dxa"/>
-              <w:bottom w:w="0" w:type="dxa"/>
-              <w:left w:w="0" w:type="dxa"/>
-              <w:right w:w="0" w:type="dxa"/>
-            </w:tcMar>
-            <w:vAlign w:val="center"/>
-          </w:tcPr>
-          <w:p>
-            <w:pPr>
-              <w:jc w:val="center"/>
-              <w:pBdr>
-                <w:bottom w:val="none" w:sz="0" w:space="0" w:color="000000"/>
-                <w:top w:val="none" w:sz="0" w:space="0" w:color="000000"/>
-                <w:left w:val="none" w:sz="0" w:space="0" w:color="000000"/>
-                <w:right w:val="none" w:sz="0" w:space="0" w:color="000000"/>
-              </w:pBdr>
-              <w:spacing w:after="100" w:before="100" w:line="240"/>
-              <w:ind w:left="100" w:right="100" w:firstLine="0" w:firstLineChars="0"/>
-              <w:rPr>
-                <w:rFonts w:ascii="Helvetica" w:hAnsi="Helvetica" w:eastAsia="Helvetica" w:cs="Helvetica"/>
-                <w:i w:val="false"/>
-                <w:b w:val="false"/>
-                <w:u w:val="none"/>
-                <w:sz w:val="20"/>
-                <w:szCs w:val="20"/>
-                <w:color w:val="000000"/>
-              </w:rPr>
-            </w:pPr>
-            <w:r>
-              <w:rPr>
-                <w:rFonts w:ascii="Helvetica" w:hAnsi="Helvetica" w:eastAsia="Helvetica" w:cs="Helvetica"/>
-                <w:i w:val="false"/>
-                <w:b w:val="false"/>
-                <w:u w:val="none"/>
-                <w:sz w:val="20"/>
-                <w:szCs w:val="20"/>
-                <w:color w:val="000000"/>
-              </w:rPr>
-              <w:t xml:space="preserve">3.38</w:t>
-            </w:r>
-          </w:p>
-        </w:tc>
-        <w:tc>
-          <w:tcPr>
-            <w:tcBorders>
-              <w:bottom w:val="single" w:sz="6" w:space="0" w:color="666666"/>
-              <w:top w:val="single" w:sz="6" w:space="0" w:color="666666"/>
-              <w:left w:val="none" w:sz="0" w:space="0" w:color="000000"/>
-              <w:right w:val="none" w:sz="0" w:space="0" w:color="000000"/>
-            </w:tcBorders>
-            <w:shd w:val="clear" w:color="auto" w:fill="FFFFFF"/>
-            <w:tcMar>
-              <w:top w:w="0" w:type="dxa"/>
-              <w:bottom w:w="0" w:type="dxa"/>
-              <w:left w:w="0" w:type="dxa"/>
-              <w:right w:w="0" w:type="dxa"/>
-            </w:tcMar>
-            <w:vAlign w:val="center"/>
-          </w:tcPr>
-          <w:p>
-            <w:pPr>
-              <w:jc w:val="center"/>
-              <w:pBdr>
-                <w:bottom w:val="none" w:sz="0" w:space="0" w:color="000000"/>
-                <w:top w:val="none" w:sz="0" w:space="0" w:color="000000"/>
-                <w:left w:val="none" w:sz="0" w:space="0" w:color="000000"/>
-                <w:right w:val="none" w:sz="0" w:space="0" w:color="000000"/>
-              </w:pBdr>
-              <w:spacing w:after="100" w:before="100" w:line="240"/>
-              <w:ind w:left="100" w:right="100" w:firstLine="0" w:firstLineChars="0"/>
-              <w:rPr>
-                <w:rFonts w:ascii="Helvetica" w:hAnsi="Helvetica" w:eastAsia="Helvetica" w:cs="Helvetica"/>
-                <w:i w:val="false"/>
-                <w:b w:val="false"/>
-                <w:u w:val="none"/>
-                <w:sz w:val="20"/>
-                <w:szCs w:val="20"/>
-                <w:color w:val="000000"/>
-              </w:rPr>
-            </w:pPr>
-            <w:r>
-              <w:rPr>
-                <w:rFonts w:ascii="Helvetica" w:hAnsi="Helvetica" w:eastAsia="Helvetica" w:cs="Helvetica"/>
-                <w:i w:val="false"/>
-                <w:b w:val="false"/>
-                <w:u w:val="none"/>
-                <w:sz w:val="20"/>
-                <w:szCs w:val="20"/>
-                <w:color w:val="000000"/>
-              </w:rPr>
-              <w:t xml:space="preserve">5.0</w:t>
-            </w:r>
-          </w:p>
-        </w:tc>
-        <w:tc>
-          <w:tcPr>
-            <w:tcBorders>
-              <w:bottom w:val="single" w:sz="6" w:space="0" w:color="666666"/>
-              <w:top w:val="single" w:sz="6" w:space="0" w:color="666666"/>
-              <w:left w:val="none" w:sz="0" w:space="0" w:color="000000"/>
-              <w:right w:val="none" w:sz="0" w:space="0" w:color="000000"/>
-            </w:tcBorders>
-            <w:shd w:val="clear" w:color="auto" w:fill="FFFFFF"/>
-            <w:tcMar>
-              <w:top w:w="0" w:type="dxa"/>
-              <w:bottom w:w="0" w:type="dxa"/>
-              <w:left w:w="0" w:type="dxa"/>
-              <w:right w:w="0" w:type="dxa"/>
-            </w:tcMar>
-            <w:vAlign w:val="center"/>
-          </w:tcPr>
-          <w:p>
-            <w:pPr>
-              <w:jc w:val="center"/>
-              <w:pBdr>
-                <w:bottom w:val="none" w:sz="0" w:space="0" w:color="000000"/>
-                <w:top w:val="none" w:sz="0" w:space="0" w:color="000000"/>
-                <w:left w:val="none" w:sz="0" w:space="0" w:color="000000"/>
-                <w:right w:val="none" w:sz="0" w:space="0" w:color="000000"/>
-              </w:pBdr>
-              <w:spacing w:after="100" w:before="100" w:line="240"/>
-              <w:ind w:left="100" w:right="100" w:firstLine="0" w:firstLineChars="0"/>
-              <w:rPr>
-                <w:rFonts w:ascii="Helvetica" w:hAnsi="Helvetica" w:eastAsia="Helvetica" w:cs="Helvetica"/>
-                <w:i w:val="false"/>
-                <w:b w:val="false"/>
-                <w:u w:val="none"/>
-                <w:sz w:val="20"/>
-                <w:szCs w:val="20"/>
-                <w:color w:val="000000"/>
-              </w:rPr>
-            </w:pPr>
-            <w:r>
-              <w:rPr>
-                <w:rFonts w:ascii="Helvetica" w:hAnsi="Helvetica" w:eastAsia="Helvetica" w:cs="Helvetica"/>
-                <w:i w:val="false"/>
-                <w:b w:val="false"/>
-                <w:u w:val="none"/>
-                <w:sz w:val="20"/>
-                <w:szCs w:val="20"/>
-                <w:color w:val="000000"/>
-              </w:rPr>
-              <w:t xml:space="preserve">170,397</w:t>
+              <w:t xml:space="preserve">8.88</w:t>
+            </w:r>
+          </w:p>
+        </w:tc>
+        <w:tc>
+          <w:tcPr>
+            <w:tcBorders>
+              <w:bottom w:val="single" w:sz="6" w:space="0" w:color="666666"/>
+              <w:top w:val="single" w:sz="6" w:space="0" w:color="666666"/>
+              <w:left w:val="none" w:sz="0" w:space="0" w:color="000000"/>
+              <w:right w:val="none" w:sz="0" w:space="0" w:color="000000"/>
+            </w:tcBorders>
+            <w:shd w:val="clear" w:color="auto" w:fill="FFFFFF"/>
+            <w:tcMar>
+              <w:top w:w="0" w:type="dxa"/>
+              <w:bottom w:w="0" w:type="dxa"/>
+              <w:left w:w="0" w:type="dxa"/>
+              <w:right w:w="0" w:type="dxa"/>
+            </w:tcMar>
+            <w:vAlign w:val="center"/>
+          </w:tcPr>
+          <w:p>
+            <w:pPr>
+              <w:jc w:val="center"/>
+              <w:pBdr>
+                <w:bottom w:val="none" w:sz="0" w:space="0" w:color="000000"/>
+                <w:top w:val="none" w:sz="0" w:space="0" w:color="000000"/>
+                <w:left w:val="none" w:sz="0" w:space="0" w:color="000000"/>
+                <w:right w:val="none" w:sz="0" w:space="0" w:color="000000"/>
+              </w:pBdr>
+              <w:spacing w:after="100" w:before="100" w:line="240"/>
+              <w:ind w:left="100" w:right="100" w:firstLine="0" w:firstLineChars="0"/>
+              <w:rPr>
+                <w:rFonts w:ascii="Helvetica" w:hAnsi="Helvetica" w:eastAsia="Helvetica" w:cs="Helvetica"/>
+                <w:i w:val="false"/>
+                <w:b w:val="false"/>
+                <w:u w:val="none"/>
+                <w:sz w:val="20"/>
+                <w:szCs w:val="20"/>
+                <w:color w:val="000000"/>
+              </w:rPr>
+            </w:pPr>
+            <w:r>
+              <w:rPr>
+                <w:rFonts w:ascii="Helvetica" w:hAnsi="Helvetica" w:eastAsia="Helvetica" w:cs="Helvetica"/>
+                <w:i w:val="false"/>
+                <w:b w:val="false"/>
+                <w:u w:val="none"/>
+                <w:sz w:val="20"/>
+                <w:szCs w:val="20"/>
+                <w:color w:val="000000"/>
+              </w:rPr>
+              <w:t xml:space="preserve">3.34</w:t>
+            </w:r>
+          </w:p>
+        </w:tc>
+        <w:tc>
+          <w:tcPr>
+            <w:tcBorders>
+              <w:bottom w:val="single" w:sz="6" w:space="0" w:color="666666"/>
+              <w:top w:val="single" w:sz="6" w:space="0" w:color="666666"/>
+              <w:left w:val="none" w:sz="0" w:space="0" w:color="000000"/>
+              <w:right w:val="none" w:sz="0" w:space="0" w:color="000000"/>
+            </w:tcBorders>
+            <w:shd w:val="clear" w:color="auto" w:fill="FFFFFF"/>
+            <w:tcMar>
+              <w:top w:w="0" w:type="dxa"/>
+              <w:bottom w:w="0" w:type="dxa"/>
+              <w:left w:w="0" w:type="dxa"/>
+              <w:right w:w="0" w:type="dxa"/>
+            </w:tcMar>
+            <w:vAlign w:val="center"/>
+          </w:tcPr>
+          <w:p>
+            <w:pPr>
+              <w:jc w:val="center"/>
+              <w:pBdr>
+                <w:bottom w:val="none" w:sz="0" w:space="0" w:color="000000"/>
+                <w:top w:val="none" w:sz="0" w:space="0" w:color="000000"/>
+                <w:left w:val="none" w:sz="0" w:space="0" w:color="000000"/>
+                <w:right w:val="none" w:sz="0" w:space="0" w:color="000000"/>
+              </w:pBdr>
+              <w:spacing w:after="100" w:before="100" w:line="240"/>
+              <w:ind w:left="100" w:right="100" w:firstLine="0" w:firstLineChars="0"/>
+              <w:rPr>
+                <w:rFonts w:ascii="Helvetica" w:hAnsi="Helvetica" w:eastAsia="Helvetica" w:cs="Helvetica"/>
+                <w:i w:val="false"/>
+                <w:b w:val="false"/>
+                <w:u w:val="none"/>
+                <w:sz w:val="20"/>
+                <w:szCs w:val="20"/>
+                <w:color w:val="000000"/>
+              </w:rPr>
+            </w:pPr>
+            <w:r>
+              <w:rPr>
+                <w:rFonts w:ascii="Helvetica" w:hAnsi="Helvetica" w:eastAsia="Helvetica" w:cs="Helvetica"/>
+                <w:i w:val="false"/>
+                <w:b w:val="false"/>
+                <w:u w:val="none"/>
+                <w:sz w:val="20"/>
+                <w:szCs w:val="20"/>
+                <w:color w:val="000000"/>
+              </w:rPr>
+              <w:t xml:space="preserve">4.7</w:t>
+            </w:r>
+          </w:p>
+        </w:tc>
+        <w:tc>
+          <w:tcPr>
+            <w:tcBorders>
+              <w:bottom w:val="single" w:sz="6" w:space="0" w:color="666666"/>
+              <w:top w:val="single" w:sz="6" w:space="0" w:color="666666"/>
+              <w:left w:val="none" w:sz="0" w:space="0" w:color="000000"/>
+              <w:right w:val="none" w:sz="0" w:space="0" w:color="000000"/>
+            </w:tcBorders>
+            <w:shd w:val="clear" w:color="auto" w:fill="FFFFFF"/>
+            <w:tcMar>
+              <w:top w:w="0" w:type="dxa"/>
+              <w:bottom w:w="0" w:type="dxa"/>
+              <w:left w:w="0" w:type="dxa"/>
+              <w:right w:w="0" w:type="dxa"/>
+            </w:tcMar>
+            <w:vAlign w:val="center"/>
+          </w:tcPr>
+          <w:p>
+            <w:pPr>
+              <w:jc w:val="center"/>
+              <w:pBdr>
+                <w:bottom w:val="none" w:sz="0" w:space="0" w:color="000000"/>
+                <w:top w:val="none" w:sz="0" w:space="0" w:color="000000"/>
+                <w:left w:val="none" w:sz="0" w:space="0" w:color="000000"/>
+                <w:right w:val="none" w:sz="0" w:space="0" w:color="000000"/>
+              </w:pBdr>
+              <w:spacing w:after="100" w:before="100" w:line="240"/>
+              <w:ind w:left="100" w:right="100" w:firstLine="0" w:firstLineChars="0"/>
+              <w:rPr>
+                <w:rFonts w:ascii="Helvetica" w:hAnsi="Helvetica" w:eastAsia="Helvetica" w:cs="Helvetica"/>
+                <w:i w:val="false"/>
+                <w:b w:val="false"/>
+                <w:u w:val="none"/>
+                <w:sz w:val="20"/>
+                <w:szCs w:val="20"/>
+                <w:color w:val="000000"/>
+              </w:rPr>
+            </w:pPr>
+            <w:r>
+              <w:rPr>
+                <w:rFonts w:ascii="Helvetica" w:hAnsi="Helvetica" w:eastAsia="Helvetica" w:cs="Helvetica"/>
+                <w:i w:val="false"/>
+                <w:b w:val="false"/>
+                <w:u w:val="none"/>
+                <w:sz w:val="20"/>
+                <w:szCs w:val="20"/>
+                <w:color w:val="000000"/>
+              </w:rPr>
+              <w:t xml:space="preserve">172,666</w:t>
             </w:r>
           </w:p>
         </w:tc>
@@ -3578,7 +3578,7 @@
                 <w:szCs w:val="20"/>
                 <w:color w:val="000000"/>
               </w:rPr>
-              <w:t xml:space="preserve">NaN</w:t>
+              <w:t xml:space="preserve">0.721</w:t>
             </w:r>
           </w:p>
         </w:tc>
@@ -3682,163 +3682,163 @@
                 <w:szCs w:val="20"/>
                 <w:color w:val="000000"/>
               </w:rPr>
-              <w:t xml:space="preserve">9.33</w:t>
-            </w:r>
-          </w:p>
-        </w:tc>
-        <w:tc>
-          <w:tcPr>
-            <w:tcBorders>
-              <w:bottom w:val="single" w:sz="6" w:space="0" w:color="666666"/>
-              <w:top w:val="single" w:sz="6" w:space="0" w:color="666666"/>
-              <w:left w:val="none" w:sz="0" w:space="0" w:color="000000"/>
-              <w:right w:val="none" w:sz="0" w:space="0" w:color="000000"/>
-            </w:tcBorders>
-            <w:shd w:val="clear" w:color="auto" w:fill="FFFFFF"/>
-            <w:tcMar>
-              <w:top w:w="0" w:type="dxa"/>
-              <w:bottom w:w="0" w:type="dxa"/>
-              <w:left w:w="0" w:type="dxa"/>
-              <w:right w:w="0" w:type="dxa"/>
-            </w:tcMar>
-            <w:vAlign w:val="center"/>
-          </w:tcPr>
-          <w:p>
-            <w:pPr>
-              <w:jc w:val="center"/>
-              <w:pBdr>
-                <w:bottom w:val="none" w:sz="0" w:space="0" w:color="000000"/>
-                <w:top w:val="none" w:sz="0" w:space="0" w:color="000000"/>
-                <w:left w:val="none" w:sz="0" w:space="0" w:color="000000"/>
-                <w:right w:val="none" w:sz="0" w:space="0" w:color="000000"/>
-              </w:pBdr>
-              <w:spacing w:after="100" w:before="100" w:line="240"/>
-              <w:ind w:left="100" w:right="100" w:firstLine="0" w:firstLineChars="0"/>
-              <w:rPr>
-                <w:rFonts w:ascii="Helvetica" w:hAnsi="Helvetica" w:eastAsia="Helvetica" w:cs="Helvetica"/>
-                <w:i w:val="false"/>
-                <w:b w:val="false"/>
-                <w:u w:val="none"/>
-                <w:sz w:val="20"/>
-                <w:szCs w:val="20"/>
-                <w:color w:val="000000"/>
-              </w:rPr>
-            </w:pPr>
-            <w:r>
-              <w:rPr>
-                <w:rFonts w:ascii="Helvetica" w:hAnsi="Helvetica" w:eastAsia="Helvetica" w:cs="Helvetica"/>
-                <w:i w:val="false"/>
-                <w:b w:val="false"/>
-                <w:u w:val="none"/>
-                <w:sz w:val="20"/>
-                <w:szCs w:val="20"/>
-                <w:color w:val="000000"/>
-              </w:rPr>
-              <w:t xml:space="preserve">3.45</w:t>
-            </w:r>
-          </w:p>
-        </w:tc>
-        <w:tc>
-          <w:tcPr>
-            <w:tcBorders>
-              <w:bottom w:val="single" w:sz="6" w:space="0" w:color="666666"/>
-              <w:top w:val="single" w:sz="6" w:space="0" w:color="666666"/>
-              <w:left w:val="none" w:sz="0" w:space="0" w:color="000000"/>
-              <w:right w:val="none" w:sz="0" w:space="0" w:color="000000"/>
-            </w:tcBorders>
-            <w:shd w:val="clear" w:color="auto" w:fill="FFFFFF"/>
-            <w:tcMar>
-              <w:top w:w="0" w:type="dxa"/>
-              <w:bottom w:w="0" w:type="dxa"/>
-              <w:left w:w="0" w:type="dxa"/>
-              <w:right w:w="0" w:type="dxa"/>
-            </w:tcMar>
-            <w:vAlign w:val="center"/>
-          </w:tcPr>
-          <w:p>
-            <w:pPr>
-              <w:jc w:val="center"/>
-              <w:pBdr>
-                <w:bottom w:val="none" w:sz="0" w:space="0" w:color="000000"/>
-                <w:top w:val="none" w:sz="0" w:space="0" w:color="000000"/>
-                <w:left w:val="none" w:sz="0" w:space="0" w:color="000000"/>
-                <w:right w:val="none" w:sz="0" w:space="0" w:color="000000"/>
-              </w:pBdr>
-              <w:spacing w:after="100" w:before="100" w:line="240"/>
-              <w:ind w:left="100" w:right="100" w:firstLine="0" w:firstLineChars="0"/>
-              <w:rPr>
-                <w:rFonts w:ascii="Helvetica" w:hAnsi="Helvetica" w:eastAsia="Helvetica" w:cs="Helvetica"/>
-                <w:i w:val="false"/>
-                <w:b w:val="false"/>
-                <w:u w:val="none"/>
-                <w:sz w:val="20"/>
-                <w:szCs w:val="20"/>
-                <w:color w:val="000000"/>
-              </w:rPr>
-            </w:pPr>
-            <w:r>
-              <w:rPr>
-                <w:rFonts w:ascii="Helvetica" w:hAnsi="Helvetica" w:eastAsia="Helvetica" w:cs="Helvetica"/>
-                <w:i w:val="false"/>
-                <w:b w:val="false"/>
-                <w:u w:val="none"/>
-                <w:sz w:val="20"/>
-                <w:szCs w:val="20"/>
-                <w:color w:val="000000"/>
-              </w:rPr>
-              <w:t xml:space="preserve">1.8</w:t>
-            </w:r>
-          </w:p>
-        </w:tc>
-        <w:tc>
-          <w:tcPr>
-            <w:tcBorders>
-              <w:bottom w:val="single" w:sz="6" w:space="0" w:color="666666"/>
-              <w:top w:val="single" w:sz="6" w:space="0" w:color="666666"/>
-              <w:left w:val="none" w:sz="0" w:space="0" w:color="000000"/>
-              <w:right w:val="none" w:sz="0" w:space="0" w:color="000000"/>
-            </w:tcBorders>
-            <w:shd w:val="clear" w:color="auto" w:fill="FFFFFF"/>
-            <w:tcMar>
-              <w:top w:w="0" w:type="dxa"/>
-              <w:bottom w:w="0" w:type="dxa"/>
-              <w:left w:w="0" w:type="dxa"/>
-              <w:right w:w="0" w:type="dxa"/>
-            </w:tcMar>
-            <w:vAlign w:val="center"/>
-          </w:tcPr>
-          <w:p>
-            <w:pPr>
-              <w:jc w:val="center"/>
-              <w:pBdr>
-                <w:bottom w:val="none" w:sz="0" w:space="0" w:color="000000"/>
-                <w:top w:val="none" w:sz="0" w:space="0" w:color="000000"/>
-                <w:left w:val="none" w:sz="0" w:space="0" w:color="000000"/>
-                <w:right w:val="none" w:sz="0" w:space="0" w:color="000000"/>
-              </w:pBdr>
-              <w:spacing w:after="100" w:before="100" w:line="240"/>
-              <w:ind w:left="100" w:right="100" w:firstLine="0" w:firstLineChars="0"/>
-              <w:rPr>
-                <w:rFonts w:ascii="Helvetica" w:hAnsi="Helvetica" w:eastAsia="Helvetica" w:cs="Helvetica"/>
-                <w:i w:val="false"/>
-                <w:b w:val="false"/>
-                <w:u w:val="none"/>
-                <w:sz w:val="20"/>
-                <w:szCs w:val="20"/>
-                <w:color w:val="000000"/>
-              </w:rPr>
-            </w:pPr>
-            <w:r>
-              <w:rPr>
-                <w:rFonts w:ascii="Helvetica" w:hAnsi="Helvetica" w:eastAsia="Helvetica" w:cs="Helvetica"/>
-                <w:i w:val="false"/>
-                <w:b w:val="false"/>
-                <w:u w:val="none"/>
-                <w:sz w:val="20"/>
-                <w:szCs w:val="20"/>
-                <w:color w:val="000000"/>
-              </w:rPr>
-              <w:t xml:space="preserve">944,782</w:t>
+              <w:t xml:space="preserve">9.41</w:t>
+            </w:r>
+          </w:p>
+        </w:tc>
+        <w:tc>
+          <w:tcPr>
+            <w:tcBorders>
+              <w:bottom w:val="single" w:sz="6" w:space="0" w:color="666666"/>
+              <w:top w:val="single" w:sz="6" w:space="0" w:color="666666"/>
+              <w:left w:val="none" w:sz="0" w:space="0" w:color="000000"/>
+              <w:right w:val="none" w:sz="0" w:space="0" w:color="000000"/>
+            </w:tcBorders>
+            <w:shd w:val="clear" w:color="auto" w:fill="FFFFFF"/>
+            <w:tcMar>
+              <w:top w:w="0" w:type="dxa"/>
+              <w:bottom w:w="0" w:type="dxa"/>
+              <w:left w:w="0" w:type="dxa"/>
+              <w:right w:w="0" w:type="dxa"/>
+            </w:tcMar>
+            <w:vAlign w:val="center"/>
+          </w:tcPr>
+          <w:p>
+            <w:pPr>
+              <w:jc w:val="center"/>
+              <w:pBdr>
+                <w:bottom w:val="none" w:sz="0" w:space="0" w:color="000000"/>
+                <w:top w:val="none" w:sz="0" w:space="0" w:color="000000"/>
+                <w:left w:val="none" w:sz="0" w:space="0" w:color="000000"/>
+                <w:right w:val="none" w:sz="0" w:space="0" w:color="000000"/>
+              </w:pBdr>
+              <w:spacing w:after="100" w:before="100" w:line="240"/>
+              <w:ind w:left="100" w:right="100" w:firstLine="0" w:firstLineChars="0"/>
+              <w:rPr>
+                <w:rFonts w:ascii="Helvetica" w:hAnsi="Helvetica" w:eastAsia="Helvetica" w:cs="Helvetica"/>
+                <w:i w:val="false"/>
+                <w:b w:val="false"/>
+                <w:u w:val="none"/>
+                <w:sz w:val="20"/>
+                <w:szCs w:val="20"/>
+                <w:color w:val="000000"/>
+              </w:rPr>
+            </w:pPr>
+            <w:r>
+              <w:rPr>
+                <w:rFonts w:ascii="Helvetica" w:hAnsi="Helvetica" w:eastAsia="Helvetica" w:cs="Helvetica"/>
+                <w:i w:val="false"/>
+                <w:b w:val="false"/>
+                <w:u w:val="none"/>
+                <w:sz w:val="20"/>
+                <w:szCs w:val="20"/>
+                <w:color w:val="000000"/>
+              </w:rPr>
+              <w:t xml:space="preserve">3.48</w:t>
+            </w:r>
+          </w:p>
+        </w:tc>
+        <w:tc>
+          <w:tcPr>
+            <w:tcBorders>
+              <w:bottom w:val="single" w:sz="6" w:space="0" w:color="666666"/>
+              <w:top w:val="single" w:sz="6" w:space="0" w:color="666666"/>
+              <w:left w:val="none" w:sz="0" w:space="0" w:color="000000"/>
+              <w:right w:val="none" w:sz="0" w:space="0" w:color="000000"/>
+            </w:tcBorders>
+            <w:shd w:val="clear" w:color="auto" w:fill="FFFFFF"/>
+            <w:tcMar>
+              <w:top w:w="0" w:type="dxa"/>
+              <w:bottom w:w="0" w:type="dxa"/>
+              <w:left w:w="0" w:type="dxa"/>
+              <w:right w:w="0" w:type="dxa"/>
+            </w:tcMar>
+            <w:vAlign w:val="center"/>
+          </w:tcPr>
+          <w:p>
+            <w:pPr>
+              <w:jc w:val="center"/>
+              <w:pBdr>
+                <w:bottom w:val="none" w:sz="0" w:space="0" w:color="000000"/>
+                <w:top w:val="none" w:sz="0" w:space="0" w:color="000000"/>
+                <w:left w:val="none" w:sz="0" w:space="0" w:color="000000"/>
+                <w:right w:val="none" w:sz="0" w:space="0" w:color="000000"/>
+              </w:pBdr>
+              <w:spacing w:after="100" w:before="100" w:line="240"/>
+              <w:ind w:left="100" w:right="100" w:firstLine="0" w:firstLineChars="0"/>
+              <w:rPr>
+                <w:rFonts w:ascii="Helvetica" w:hAnsi="Helvetica" w:eastAsia="Helvetica" w:cs="Helvetica"/>
+                <w:i w:val="false"/>
+                <w:b w:val="false"/>
+                <w:u w:val="none"/>
+                <w:sz w:val="20"/>
+                <w:szCs w:val="20"/>
+                <w:color w:val="000000"/>
+              </w:rPr>
+            </w:pPr>
+            <w:r>
+              <w:rPr>
+                <w:rFonts w:ascii="Helvetica" w:hAnsi="Helvetica" w:eastAsia="Helvetica" w:cs="Helvetica"/>
+                <w:i w:val="false"/>
+                <w:b w:val="false"/>
+                <w:u w:val="none"/>
+                <w:sz w:val="20"/>
+                <w:szCs w:val="20"/>
+                <w:color w:val="000000"/>
+              </w:rPr>
+              <w:t xml:space="preserve">2.1</w:t>
+            </w:r>
+          </w:p>
+        </w:tc>
+        <w:tc>
+          <w:tcPr>
+            <w:tcBorders>
+              <w:bottom w:val="single" w:sz="6" w:space="0" w:color="666666"/>
+              <w:top w:val="single" w:sz="6" w:space="0" w:color="666666"/>
+              <w:left w:val="none" w:sz="0" w:space="0" w:color="000000"/>
+              <w:right w:val="none" w:sz="0" w:space="0" w:color="000000"/>
+            </w:tcBorders>
+            <w:shd w:val="clear" w:color="auto" w:fill="FFFFFF"/>
+            <w:tcMar>
+              <w:top w:w="0" w:type="dxa"/>
+              <w:bottom w:w="0" w:type="dxa"/>
+              <w:left w:w="0" w:type="dxa"/>
+              <w:right w:w="0" w:type="dxa"/>
+            </w:tcMar>
+            <w:vAlign w:val="center"/>
+          </w:tcPr>
+          <w:p>
+            <w:pPr>
+              <w:jc w:val="center"/>
+              <w:pBdr>
+                <w:bottom w:val="none" w:sz="0" w:space="0" w:color="000000"/>
+                <w:top w:val="none" w:sz="0" w:space="0" w:color="000000"/>
+                <w:left w:val="none" w:sz="0" w:space="0" w:color="000000"/>
+                <w:right w:val="none" w:sz="0" w:space="0" w:color="000000"/>
+              </w:pBdr>
+              <w:spacing w:after="100" w:before="100" w:line="240"/>
+              <w:ind w:left="100" w:right="100" w:firstLine="0" w:firstLineChars="0"/>
+              <w:rPr>
+                <w:rFonts w:ascii="Helvetica" w:hAnsi="Helvetica" w:eastAsia="Helvetica" w:cs="Helvetica"/>
+                <w:i w:val="false"/>
+                <w:b w:val="false"/>
+                <w:u w:val="none"/>
+                <w:sz w:val="20"/>
+                <w:szCs w:val="20"/>
+                <w:color w:val="000000"/>
+              </w:rPr>
+            </w:pPr>
+            <w:r>
+              <w:rPr>
+                <w:rFonts w:ascii="Helvetica" w:hAnsi="Helvetica" w:eastAsia="Helvetica" w:cs="Helvetica"/>
+                <w:i w:val="false"/>
+                <w:b w:val="false"/>
+                <w:u w:val="none"/>
+                <w:sz w:val="20"/>
+                <w:szCs w:val="20"/>
+                <w:color w:val="000000"/>
+              </w:rPr>
+              <w:t xml:space="preserve">946,344</w:t>
             </w:r>
           </w:p>
         </w:tc>
@@ -4000,7 +4000,7 @@
                 <w:szCs w:val="20"/>
                 <w:color w:val="000000"/>
               </w:rPr>
-              <w:t xml:space="preserve">0.850</w:t>
+              <w:t xml:space="preserve">0.882</w:t>
             </w:r>
           </w:p>
         </w:tc>
@@ -4260,7 +4260,7 @@
                 <w:szCs w:val="20"/>
                 <w:color w:val="000000"/>
               </w:rPr>
-              <w:t xml:space="preserve">-42,536</w:t>
+              <w:t xml:space="preserve">74</w:t>
             </w:r>
           </w:p>
         </w:tc>
@@ -4422,7 +4422,7 @@
                 <w:szCs w:val="20"/>
                 <w:color w:val="000000"/>
               </w:rPr>
-              <w:t xml:space="preserve">0.850</w:t>
+              <w:t xml:space="preserve">0.882</w:t>
             </w:r>
           </w:p>
         </w:tc>
@@ -4844,7 +4844,7 @@
                 <w:szCs w:val="20"/>
                 <w:color w:val="000000"/>
               </w:rPr>
-              <w:t xml:space="preserve">0.850</w:t>
+              <w:t xml:space="preserve">0.882</w:t>
             </w:r>
           </w:p>
         </w:tc>
@@ -5266,7 +5266,7 @@
                 <w:szCs w:val="20"/>
                 <w:color w:val="000000"/>
               </w:rPr>
-              <w:t xml:space="preserve">0.850</w:t>
+              <w:t xml:space="preserve">0.882</w:t>
             </w:r>
           </w:p>
         </w:tc>
@@ -5688,7 +5688,7 @@
                 <w:szCs w:val="20"/>
                 <w:color w:val="000000"/>
               </w:rPr>
-              <w:t xml:space="preserve">0.717</w:t>
+              <w:t xml:space="preserve">0.771</w:t>
             </w:r>
           </w:p>
         </w:tc>
@@ -5792,163 +5792,163 @@
                 <w:szCs w:val="20"/>
                 <w:color w:val="000000"/>
               </w:rPr>
-              <w:t xml:space="preserve">9.38</w:t>
-            </w:r>
-          </w:p>
-        </w:tc>
-        <w:tc>
-          <w:tcPr>
-            <w:tcBorders>
-              <w:bottom w:val="single" w:sz="6" w:space="0" w:color="666666"/>
-              <w:top w:val="single" w:sz="6" w:space="0" w:color="666666"/>
-              <w:left w:val="none" w:sz="0" w:space="0" w:color="000000"/>
-              <w:right w:val="none" w:sz="0" w:space="0" w:color="000000"/>
-            </w:tcBorders>
-            <w:shd w:val="clear" w:color="auto" w:fill="FFFFFF"/>
-            <w:tcMar>
-              <w:top w:w="0" w:type="dxa"/>
-              <w:bottom w:w="0" w:type="dxa"/>
-              <w:left w:w="0" w:type="dxa"/>
-              <w:right w:w="0" w:type="dxa"/>
-            </w:tcMar>
-            <w:vAlign w:val="center"/>
-          </w:tcPr>
-          <w:p>
-            <w:pPr>
-              <w:jc w:val="center"/>
-              <w:pBdr>
-                <w:bottom w:val="none" w:sz="0" w:space="0" w:color="000000"/>
-                <w:top w:val="none" w:sz="0" w:space="0" w:color="000000"/>
-                <w:left w:val="none" w:sz="0" w:space="0" w:color="000000"/>
-                <w:right w:val="none" w:sz="0" w:space="0" w:color="000000"/>
-              </w:pBdr>
-              <w:spacing w:after="100" w:before="100" w:line="240"/>
-              <w:ind w:left="100" w:right="100" w:firstLine="0" w:firstLineChars="0"/>
-              <w:rPr>
-                <w:rFonts w:ascii="Helvetica" w:hAnsi="Helvetica" w:eastAsia="Helvetica" w:cs="Helvetica"/>
-                <w:i w:val="false"/>
-                <w:b w:val="false"/>
-                <w:u w:val="none"/>
-                <w:sz w:val="20"/>
-                <w:szCs w:val="20"/>
-                <w:color w:val="000000"/>
-              </w:rPr>
-            </w:pPr>
-            <w:r>
-              <w:rPr>
-                <w:rFonts w:ascii="Helvetica" w:hAnsi="Helvetica" w:eastAsia="Helvetica" w:cs="Helvetica"/>
-                <w:i w:val="false"/>
-                <w:b w:val="false"/>
-                <w:u w:val="none"/>
-                <w:sz w:val="20"/>
-                <w:szCs w:val="20"/>
-                <w:color w:val="000000"/>
-              </w:rPr>
-              <w:t xml:space="preserve">3.62</w:t>
-            </w:r>
-          </w:p>
-        </w:tc>
-        <w:tc>
-          <w:tcPr>
-            <w:tcBorders>
-              <w:bottom w:val="single" w:sz="6" w:space="0" w:color="666666"/>
-              <w:top w:val="single" w:sz="6" w:space="0" w:color="666666"/>
-              <w:left w:val="none" w:sz="0" w:space="0" w:color="000000"/>
-              <w:right w:val="none" w:sz="0" w:space="0" w:color="000000"/>
-            </w:tcBorders>
-            <w:shd w:val="clear" w:color="auto" w:fill="FFFFFF"/>
-            <w:tcMar>
-              <w:top w:w="0" w:type="dxa"/>
-              <w:bottom w:w="0" w:type="dxa"/>
-              <w:left w:w="0" w:type="dxa"/>
-              <w:right w:w="0" w:type="dxa"/>
-            </w:tcMar>
-            <w:vAlign w:val="center"/>
-          </w:tcPr>
-          <w:p>
-            <w:pPr>
-              <w:jc w:val="center"/>
-              <w:pBdr>
-                <w:bottom w:val="none" w:sz="0" w:space="0" w:color="000000"/>
-                <w:top w:val="none" w:sz="0" w:space="0" w:color="000000"/>
-                <w:left w:val="none" w:sz="0" w:space="0" w:color="000000"/>
-                <w:right w:val="none" w:sz="0" w:space="0" w:color="000000"/>
-              </w:pBdr>
-              <w:spacing w:after="100" w:before="100" w:line="240"/>
-              <w:ind w:left="100" w:right="100" w:firstLine="0" w:firstLineChars="0"/>
-              <w:rPr>
-                <w:rFonts w:ascii="Helvetica" w:hAnsi="Helvetica" w:eastAsia="Helvetica" w:cs="Helvetica"/>
-                <w:i w:val="false"/>
-                <w:b w:val="false"/>
-                <w:u w:val="none"/>
-                <w:sz w:val="20"/>
-                <w:szCs w:val="20"/>
-                <w:color w:val="000000"/>
-              </w:rPr>
-            </w:pPr>
-            <w:r>
-              <w:rPr>
-                <w:rFonts w:ascii="Helvetica" w:hAnsi="Helvetica" w:eastAsia="Helvetica" w:cs="Helvetica"/>
-                <w:i w:val="false"/>
-                <w:b w:val="false"/>
-                <w:u w:val="none"/>
-                <w:sz w:val="20"/>
-                <w:szCs w:val="20"/>
-                <w:color w:val="000000"/>
-              </w:rPr>
-              <w:t xml:space="preserve">27.8</w:t>
-            </w:r>
-          </w:p>
-        </w:tc>
-        <w:tc>
-          <w:tcPr>
-            <w:tcBorders>
-              <w:bottom w:val="single" w:sz="6" w:space="0" w:color="666666"/>
-              <w:top w:val="single" w:sz="6" w:space="0" w:color="666666"/>
-              <w:left w:val="none" w:sz="0" w:space="0" w:color="000000"/>
-              <w:right w:val="none" w:sz="0" w:space="0" w:color="000000"/>
-            </w:tcBorders>
-            <w:shd w:val="clear" w:color="auto" w:fill="FFFFFF"/>
-            <w:tcMar>
-              <w:top w:w="0" w:type="dxa"/>
-              <w:bottom w:w="0" w:type="dxa"/>
-              <w:left w:w="0" w:type="dxa"/>
-              <w:right w:w="0" w:type="dxa"/>
-            </w:tcMar>
-            <w:vAlign w:val="center"/>
-          </w:tcPr>
-          <w:p>
-            <w:pPr>
-              <w:jc w:val="center"/>
-              <w:pBdr>
-                <w:bottom w:val="none" w:sz="0" w:space="0" w:color="000000"/>
-                <w:top w:val="none" w:sz="0" w:space="0" w:color="000000"/>
-                <w:left w:val="none" w:sz="0" w:space="0" w:color="000000"/>
-                <w:right w:val="none" w:sz="0" w:space="0" w:color="000000"/>
-              </w:pBdr>
-              <w:spacing w:after="100" w:before="100" w:line="240"/>
-              <w:ind w:left="100" w:right="100" w:firstLine="0" w:firstLineChars="0"/>
-              <w:rPr>
-                <w:rFonts w:ascii="Helvetica" w:hAnsi="Helvetica" w:eastAsia="Helvetica" w:cs="Helvetica"/>
-                <w:i w:val="false"/>
-                <w:b w:val="false"/>
-                <w:u w:val="none"/>
-                <w:sz w:val="20"/>
-                <w:szCs w:val="20"/>
-                <w:color w:val="000000"/>
-              </w:rPr>
-            </w:pPr>
-            <w:r>
-              <w:rPr>
-                <w:rFonts w:ascii="Helvetica" w:hAnsi="Helvetica" w:eastAsia="Helvetica" w:cs="Helvetica"/>
-                <w:i w:val="false"/>
-                <w:b w:val="false"/>
-                <w:u w:val="none"/>
-                <w:sz w:val="20"/>
-                <w:szCs w:val="20"/>
-                <w:color w:val="000000"/>
-              </w:rPr>
-              <w:t xml:space="preserve">-24,869</w:t>
+              <w:t xml:space="preserve">8.14</w:t>
+            </w:r>
+          </w:p>
+        </w:tc>
+        <w:tc>
+          <w:tcPr>
+            <w:tcBorders>
+              <w:bottom w:val="single" w:sz="6" w:space="0" w:color="666666"/>
+              <w:top w:val="single" w:sz="6" w:space="0" w:color="666666"/>
+              <w:left w:val="none" w:sz="0" w:space="0" w:color="000000"/>
+              <w:right w:val="none" w:sz="0" w:space="0" w:color="000000"/>
+            </w:tcBorders>
+            <w:shd w:val="clear" w:color="auto" w:fill="FFFFFF"/>
+            <w:tcMar>
+              <w:top w:w="0" w:type="dxa"/>
+              <w:bottom w:w="0" w:type="dxa"/>
+              <w:left w:w="0" w:type="dxa"/>
+              <w:right w:w="0" w:type="dxa"/>
+            </w:tcMar>
+            <w:vAlign w:val="center"/>
+          </w:tcPr>
+          <w:p>
+            <w:pPr>
+              <w:jc w:val="center"/>
+              <w:pBdr>
+                <w:bottom w:val="none" w:sz="0" w:space="0" w:color="000000"/>
+                <w:top w:val="none" w:sz="0" w:space="0" w:color="000000"/>
+                <w:left w:val="none" w:sz="0" w:space="0" w:color="000000"/>
+                <w:right w:val="none" w:sz="0" w:space="0" w:color="000000"/>
+              </w:pBdr>
+              <w:spacing w:after="100" w:before="100" w:line="240"/>
+              <w:ind w:left="100" w:right="100" w:firstLine="0" w:firstLineChars="0"/>
+              <w:rPr>
+                <w:rFonts w:ascii="Helvetica" w:hAnsi="Helvetica" w:eastAsia="Helvetica" w:cs="Helvetica"/>
+                <w:i w:val="false"/>
+                <w:b w:val="false"/>
+                <w:u w:val="none"/>
+                <w:sz w:val="20"/>
+                <w:szCs w:val="20"/>
+                <w:color w:val="000000"/>
+              </w:rPr>
+            </w:pPr>
+            <w:r>
+              <w:rPr>
+                <w:rFonts w:ascii="Helvetica" w:hAnsi="Helvetica" w:eastAsia="Helvetica" w:cs="Helvetica"/>
+                <w:i w:val="false"/>
+                <w:b w:val="false"/>
+                <w:u w:val="none"/>
+                <w:sz w:val="20"/>
+                <w:szCs w:val="20"/>
+                <w:color w:val="000000"/>
+              </w:rPr>
+              <w:t xml:space="preserve">3.16</w:t>
+            </w:r>
+          </w:p>
+        </w:tc>
+        <w:tc>
+          <w:tcPr>
+            <w:tcBorders>
+              <w:bottom w:val="single" w:sz="6" w:space="0" w:color="666666"/>
+              <w:top w:val="single" w:sz="6" w:space="0" w:color="666666"/>
+              <w:left w:val="none" w:sz="0" w:space="0" w:color="000000"/>
+              <w:right w:val="none" w:sz="0" w:space="0" w:color="000000"/>
+            </w:tcBorders>
+            <w:shd w:val="clear" w:color="auto" w:fill="FFFFFF"/>
+            <w:tcMar>
+              <w:top w:w="0" w:type="dxa"/>
+              <w:bottom w:w="0" w:type="dxa"/>
+              <w:left w:w="0" w:type="dxa"/>
+              <w:right w:w="0" w:type="dxa"/>
+            </w:tcMar>
+            <w:vAlign w:val="center"/>
+          </w:tcPr>
+          <w:p>
+            <w:pPr>
+              <w:jc w:val="center"/>
+              <w:pBdr>
+                <w:bottom w:val="none" w:sz="0" w:space="0" w:color="000000"/>
+                <w:top w:val="none" w:sz="0" w:space="0" w:color="000000"/>
+                <w:left w:val="none" w:sz="0" w:space="0" w:color="000000"/>
+                <w:right w:val="none" w:sz="0" w:space="0" w:color="000000"/>
+              </w:pBdr>
+              <w:spacing w:after="100" w:before="100" w:line="240"/>
+              <w:ind w:left="100" w:right="100" w:firstLine="0" w:firstLineChars="0"/>
+              <w:rPr>
+                <w:rFonts w:ascii="Helvetica" w:hAnsi="Helvetica" w:eastAsia="Helvetica" w:cs="Helvetica"/>
+                <w:i w:val="false"/>
+                <w:b w:val="false"/>
+                <w:u w:val="none"/>
+                <w:sz w:val="20"/>
+                <w:szCs w:val="20"/>
+                <w:color w:val="000000"/>
+              </w:rPr>
+            </w:pPr>
+            <w:r>
+              <w:rPr>
+                <w:rFonts w:ascii="Helvetica" w:hAnsi="Helvetica" w:eastAsia="Helvetica" w:cs="Helvetica"/>
+                <w:i w:val="false"/>
+                <w:b w:val="false"/>
+                <w:u w:val="none"/>
+                <w:sz w:val="20"/>
+                <w:szCs w:val="20"/>
+                <w:color w:val="000000"/>
+              </w:rPr>
+              <w:t xml:space="preserve">27.4</w:t>
+            </w:r>
+          </w:p>
+        </w:tc>
+        <w:tc>
+          <w:tcPr>
+            <w:tcBorders>
+              <w:bottom w:val="single" w:sz="6" w:space="0" w:color="666666"/>
+              <w:top w:val="single" w:sz="6" w:space="0" w:color="666666"/>
+              <w:left w:val="none" w:sz="0" w:space="0" w:color="000000"/>
+              <w:right w:val="none" w:sz="0" w:space="0" w:color="000000"/>
+            </w:tcBorders>
+            <w:shd w:val="clear" w:color="auto" w:fill="FFFFFF"/>
+            <w:tcMar>
+              <w:top w:w="0" w:type="dxa"/>
+              <w:bottom w:w="0" w:type="dxa"/>
+              <w:left w:w="0" w:type="dxa"/>
+              <w:right w:w="0" w:type="dxa"/>
+            </w:tcMar>
+            <w:vAlign w:val="center"/>
+          </w:tcPr>
+          <w:p>
+            <w:pPr>
+              <w:jc w:val="center"/>
+              <w:pBdr>
+                <w:bottom w:val="none" w:sz="0" w:space="0" w:color="000000"/>
+                <w:top w:val="none" w:sz="0" w:space="0" w:color="000000"/>
+                <w:left w:val="none" w:sz="0" w:space="0" w:color="000000"/>
+                <w:right w:val="none" w:sz="0" w:space="0" w:color="000000"/>
+              </w:pBdr>
+              <w:spacing w:after="100" w:before="100" w:line="240"/>
+              <w:ind w:left="100" w:right="100" w:firstLine="0" w:firstLineChars="0"/>
+              <w:rPr>
+                <w:rFonts w:ascii="Helvetica" w:hAnsi="Helvetica" w:eastAsia="Helvetica" w:cs="Helvetica"/>
+                <w:i w:val="false"/>
+                <w:b w:val="false"/>
+                <w:u w:val="none"/>
+                <w:sz w:val="20"/>
+                <w:szCs w:val="20"/>
+                <w:color w:val="000000"/>
+              </w:rPr>
+            </w:pPr>
+            <w:r>
+              <w:rPr>
+                <w:rFonts w:ascii="Helvetica" w:hAnsi="Helvetica" w:eastAsia="Helvetica" w:cs="Helvetica"/>
+                <w:i w:val="false"/>
+                <w:b w:val="false"/>
+                <w:u w:val="none"/>
+                <w:sz w:val="20"/>
+                <w:szCs w:val="20"/>
+                <w:color w:val="000000"/>
+              </w:rPr>
+              <w:t xml:space="preserve">47,297</w:t>
             </w:r>
           </w:p>
         </w:tc>
@@ -6110,7 +6110,7 @@
                 <w:szCs w:val="20"/>
                 <w:color w:val="000000"/>
               </w:rPr>
-              <w:t xml:space="preserve">0.717</w:t>
+              <w:t xml:space="preserve">0.771</w:t>
             </w:r>
           </w:p>
         </w:tc>
@@ -6214,59 +6214,59 @@
                 <w:szCs w:val="20"/>
                 <w:color w:val="000000"/>
               </w:rPr>
-              <w:t xml:space="preserve">10.73</w:t>
-            </w:r>
-          </w:p>
-        </w:tc>
-        <w:tc>
-          <w:tcPr>
-            <w:tcBorders>
-              <w:bottom w:val="single" w:sz="6" w:space="0" w:color="666666"/>
-              <w:top w:val="single" w:sz="6" w:space="0" w:color="666666"/>
-              <w:left w:val="none" w:sz="0" w:space="0" w:color="000000"/>
-              <w:right w:val="none" w:sz="0" w:space="0" w:color="000000"/>
-            </w:tcBorders>
-            <w:shd w:val="clear" w:color="auto" w:fill="FFFFFF"/>
-            <w:tcMar>
-              <w:top w:w="0" w:type="dxa"/>
-              <w:bottom w:w="0" w:type="dxa"/>
-              <w:left w:w="0" w:type="dxa"/>
-              <w:right w:w="0" w:type="dxa"/>
-            </w:tcMar>
-            <w:vAlign w:val="center"/>
-          </w:tcPr>
-          <w:p>
-            <w:pPr>
-              <w:jc w:val="center"/>
-              <w:pBdr>
-                <w:bottom w:val="none" w:sz="0" w:space="0" w:color="000000"/>
-                <w:top w:val="none" w:sz="0" w:space="0" w:color="000000"/>
-                <w:left w:val="none" w:sz="0" w:space="0" w:color="000000"/>
-                <w:right w:val="none" w:sz="0" w:space="0" w:color="000000"/>
-              </w:pBdr>
-              <w:spacing w:after="100" w:before="100" w:line="240"/>
-              <w:ind w:left="100" w:right="100" w:firstLine="0" w:firstLineChars="0"/>
-              <w:rPr>
-                <w:rFonts w:ascii="Helvetica" w:hAnsi="Helvetica" w:eastAsia="Helvetica" w:cs="Helvetica"/>
-                <w:i w:val="false"/>
-                <w:b w:val="false"/>
-                <w:u w:val="none"/>
-                <w:sz w:val="20"/>
-                <w:szCs w:val="20"/>
-                <w:color w:val="000000"/>
-              </w:rPr>
-            </w:pPr>
-            <w:r>
-              <w:rPr>
-                <w:rFonts w:ascii="Helvetica" w:hAnsi="Helvetica" w:eastAsia="Helvetica" w:cs="Helvetica"/>
-                <w:i w:val="false"/>
-                <w:b w:val="false"/>
-                <w:u w:val="none"/>
-                <w:sz w:val="20"/>
-                <w:szCs w:val="20"/>
-                <w:color w:val="000000"/>
-              </w:rPr>
-              <w:t xml:space="preserve">4.24</w:t>
+              <w:t xml:space="preserve">11.50</w:t>
+            </w:r>
+          </w:p>
+        </w:tc>
+        <w:tc>
+          <w:tcPr>
+            <w:tcBorders>
+              <w:bottom w:val="single" w:sz="6" w:space="0" w:color="666666"/>
+              <w:top w:val="single" w:sz="6" w:space="0" w:color="666666"/>
+              <w:left w:val="none" w:sz="0" w:space="0" w:color="000000"/>
+              <w:right w:val="none" w:sz="0" w:space="0" w:color="000000"/>
+            </w:tcBorders>
+            <w:shd w:val="clear" w:color="auto" w:fill="FFFFFF"/>
+            <w:tcMar>
+              <w:top w:w="0" w:type="dxa"/>
+              <w:bottom w:w="0" w:type="dxa"/>
+              <w:left w:w="0" w:type="dxa"/>
+              <w:right w:w="0" w:type="dxa"/>
+            </w:tcMar>
+            <w:vAlign w:val="center"/>
+          </w:tcPr>
+          <w:p>
+            <w:pPr>
+              <w:jc w:val="center"/>
+              <w:pBdr>
+                <w:bottom w:val="none" w:sz="0" w:space="0" w:color="000000"/>
+                <w:top w:val="none" w:sz="0" w:space="0" w:color="000000"/>
+                <w:left w:val="none" w:sz="0" w:space="0" w:color="000000"/>
+                <w:right w:val="none" w:sz="0" w:space="0" w:color="000000"/>
+              </w:pBdr>
+              <w:spacing w:after="100" w:before="100" w:line="240"/>
+              <w:ind w:left="100" w:right="100" w:firstLine="0" w:firstLineChars="0"/>
+              <w:rPr>
+                <w:rFonts w:ascii="Helvetica" w:hAnsi="Helvetica" w:eastAsia="Helvetica" w:cs="Helvetica"/>
+                <w:i w:val="false"/>
+                <w:b w:val="false"/>
+                <w:u w:val="none"/>
+                <w:sz w:val="20"/>
+                <w:szCs w:val="20"/>
+                <w:color w:val="000000"/>
+              </w:rPr>
+            </w:pPr>
+            <w:r>
+              <w:rPr>
+                <w:rFonts w:ascii="Helvetica" w:hAnsi="Helvetica" w:eastAsia="Helvetica" w:cs="Helvetica"/>
+                <w:i w:val="false"/>
+                <w:b w:val="false"/>
+                <w:u w:val="none"/>
+                <w:sz w:val="20"/>
+                <w:szCs w:val="20"/>
+                <w:color w:val="000000"/>
+              </w:rPr>
+              <w:t xml:space="preserve">4.51</w:t>
             </w:r>
           </w:p>
         </w:tc>
@@ -6370,7 +6370,7 @@
                 <w:szCs w:val="20"/>
                 <w:color w:val="000000"/>
               </w:rPr>
-              <w:t xml:space="preserve">281,841</w:t>
+              <w:t xml:space="preserve">327,126</w:t>
             </w:r>
           </w:p>
         </w:tc>
@@ -6532,7 +6532,7 @@
                 <w:szCs w:val="20"/>
                 <w:color w:val="000000"/>
               </w:rPr>
-              <w:t xml:space="preserve">0.717</w:t>
+              <w:t xml:space="preserve">0.771</w:t>
             </w:r>
           </w:p>
         </w:tc>
@@ -6636,163 +6636,163 @@
                 <w:szCs w:val="20"/>
                 <w:color w:val="000000"/>
               </w:rPr>
-              <w:t xml:space="preserve">10.95</w:t>
-            </w:r>
-          </w:p>
-        </w:tc>
-        <w:tc>
-          <w:tcPr>
-            <w:tcBorders>
-              <w:bottom w:val="single" w:sz="6" w:space="0" w:color="666666"/>
-              <w:top w:val="single" w:sz="6" w:space="0" w:color="666666"/>
-              <w:left w:val="none" w:sz="0" w:space="0" w:color="000000"/>
-              <w:right w:val="none" w:sz="0" w:space="0" w:color="000000"/>
-            </w:tcBorders>
-            <w:shd w:val="clear" w:color="auto" w:fill="FFFFFF"/>
-            <w:tcMar>
-              <w:top w:w="0" w:type="dxa"/>
-              <w:bottom w:w="0" w:type="dxa"/>
-              <w:left w:w="0" w:type="dxa"/>
-              <w:right w:w="0" w:type="dxa"/>
-            </w:tcMar>
-            <w:vAlign w:val="center"/>
-          </w:tcPr>
-          <w:p>
-            <w:pPr>
-              <w:jc w:val="center"/>
-              <w:pBdr>
-                <w:bottom w:val="none" w:sz="0" w:space="0" w:color="000000"/>
-                <w:top w:val="none" w:sz="0" w:space="0" w:color="000000"/>
-                <w:left w:val="none" w:sz="0" w:space="0" w:color="000000"/>
-                <w:right w:val="none" w:sz="0" w:space="0" w:color="000000"/>
-              </w:pBdr>
-              <w:spacing w:after="100" w:before="100" w:line="240"/>
-              <w:ind w:left="100" w:right="100" w:firstLine="0" w:firstLineChars="0"/>
-              <w:rPr>
-                <w:rFonts w:ascii="Helvetica" w:hAnsi="Helvetica" w:eastAsia="Helvetica" w:cs="Helvetica"/>
-                <w:i w:val="false"/>
-                <w:b w:val="false"/>
-                <w:u w:val="none"/>
-                <w:sz w:val="20"/>
-                <w:szCs w:val="20"/>
-                <w:color w:val="000000"/>
-              </w:rPr>
-            </w:pPr>
-            <w:r>
-              <w:rPr>
-                <w:rFonts w:ascii="Helvetica" w:hAnsi="Helvetica" w:eastAsia="Helvetica" w:cs="Helvetica"/>
-                <w:i w:val="false"/>
-                <w:b w:val="false"/>
-                <w:u w:val="none"/>
-                <w:sz w:val="20"/>
-                <w:szCs w:val="20"/>
-                <w:color w:val="000000"/>
-              </w:rPr>
-              <w:t xml:space="preserve">4.38</w:t>
-            </w:r>
-          </w:p>
-        </w:tc>
-        <w:tc>
-          <w:tcPr>
-            <w:tcBorders>
-              <w:bottom w:val="single" w:sz="6" w:space="0" w:color="666666"/>
-              <w:top w:val="single" w:sz="6" w:space="0" w:color="666666"/>
-              <w:left w:val="none" w:sz="0" w:space="0" w:color="000000"/>
-              <w:right w:val="none" w:sz="0" w:space="0" w:color="000000"/>
-            </w:tcBorders>
-            <w:shd w:val="clear" w:color="auto" w:fill="FFFFFF"/>
-            <w:tcMar>
-              <w:top w:w="0" w:type="dxa"/>
-              <w:bottom w:w="0" w:type="dxa"/>
-              <w:left w:w="0" w:type="dxa"/>
-              <w:right w:w="0" w:type="dxa"/>
-            </w:tcMar>
-            <w:vAlign w:val="center"/>
-          </w:tcPr>
-          <w:p>
-            <w:pPr>
-              <w:jc w:val="center"/>
-              <w:pBdr>
-                <w:bottom w:val="none" w:sz="0" w:space="0" w:color="000000"/>
-                <w:top w:val="none" w:sz="0" w:space="0" w:color="000000"/>
-                <w:left w:val="none" w:sz="0" w:space="0" w:color="000000"/>
-                <w:right w:val="none" w:sz="0" w:space="0" w:color="000000"/>
-              </w:pBdr>
-              <w:spacing w:after="100" w:before="100" w:line="240"/>
-              <w:ind w:left="100" w:right="100" w:firstLine="0" w:firstLineChars="0"/>
-              <w:rPr>
-                <w:rFonts w:ascii="Helvetica" w:hAnsi="Helvetica" w:eastAsia="Helvetica" w:cs="Helvetica"/>
-                <w:i w:val="false"/>
-                <w:b w:val="false"/>
-                <w:u w:val="none"/>
-                <w:sz w:val="20"/>
-                <w:szCs w:val="20"/>
-                <w:color w:val="000000"/>
-              </w:rPr>
-            </w:pPr>
-            <w:r>
-              <w:rPr>
-                <w:rFonts w:ascii="Helvetica" w:hAnsi="Helvetica" w:eastAsia="Helvetica" w:cs="Helvetica"/>
-                <w:i w:val="false"/>
-                <w:b w:val="false"/>
-                <w:u w:val="none"/>
-                <w:sz w:val="20"/>
-                <w:szCs w:val="20"/>
-                <w:color w:val="000000"/>
-              </w:rPr>
-              <w:t xml:space="preserve">5.4</w:t>
-            </w:r>
-          </w:p>
-        </w:tc>
-        <w:tc>
-          <w:tcPr>
-            <w:tcBorders>
-              <w:bottom w:val="single" w:sz="6" w:space="0" w:color="666666"/>
-              <w:top w:val="single" w:sz="6" w:space="0" w:color="666666"/>
-              <w:left w:val="none" w:sz="0" w:space="0" w:color="000000"/>
-              <w:right w:val="none" w:sz="0" w:space="0" w:color="000000"/>
-            </w:tcBorders>
-            <w:shd w:val="clear" w:color="auto" w:fill="FFFFFF"/>
-            <w:tcMar>
-              <w:top w:w="0" w:type="dxa"/>
-              <w:bottom w:w="0" w:type="dxa"/>
-              <w:left w:w="0" w:type="dxa"/>
-              <w:right w:w="0" w:type="dxa"/>
-            </w:tcMar>
-            <w:vAlign w:val="center"/>
-          </w:tcPr>
-          <w:p>
-            <w:pPr>
-              <w:jc w:val="center"/>
-              <w:pBdr>
-                <w:bottom w:val="none" w:sz="0" w:space="0" w:color="000000"/>
-                <w:top w:val="none" w:sz="0" w:space="0" w:color="000000"/>
-                <w:left w:val="none" w:sz="0" w:space="0" w:color="000000"/>
-                <w:right w:val="none" w:sz="0" w:space="0" w:color="000000"/>
-              </w:pBdr>
-              <w:spacing w:after="100" w:before="100" w:line="240"/>
-              <w:ind w:left="100" w:right="100" w:firstLine="0" w:firstLineChars="0"/>
-              <w:rPr>
-                <w:rFonts w:ascii="Helvetica" w:hAnsi="Helvetica" w:eastAsia="Helvetica" w:cs="Helvetica"/>
-                <w:i w:val="false"/>
-                <w:b w:val="false"/>
-                <w:u w:val="none"/>
-                <w:sz w:val="20"/>
-                <w:szCs w:val="20"/>
-                <w:color w:val="000000"/>
-              </w:rPr>
-            </w:pPr>
-            <w:r>
-              <w:rPr>
-                <w:rFonts w:ascii="Helvetica" w:hAnsi="Helvetica" w:eastAsia="Helvetica" w:cs="Helvetica"/>
-                <w:i w:val="false"/>
-                <w:b w:val="false"/>
-                <w:u w:val="none"/>
-                <w:sz w:val="20"/>
-                <w:szCs w:val="20"/>
-                <w:color w:val="000000"/>
-              </w:rPr>
-              <w:t xml:space="preserve">1,080,636</w:t>
+              <w:t xml:space="preserve">11.36</w:t>
+            </w:r>
+          </w:p>
+        </w:tc>
+        <w:tc>
+          <w:tcPr>
+            <w:tcBorders>
+              <w:bottom w:val="single" w:sz="6" w:space="0" w:color="666666"/>
+              <w:top w:val="single" w:sz="6" w:space="0" w:color="666666"/>
+              <w:left w:val="none" w:sz="0" w:space="0" w:color="000000"/>
+              <w:right w:val="none" w:sz="0" w:space="0" w:color="000000"/>
+            </w:tcBorders>
+            <w:shd w:val="clear" w:color="auto" w:fill="FFFFFF"/>
+            <w:tcMar>
+              <w:top w:w="0" w:type="dxa"/>
+              <w:bottom w:w="0" w:type="dxa"/>
+              <w:left w:w="0" w:type="dxa"/>
+              <w:right w:w="0" w:type="dxa"/>
+            </w:tcMar>
+            <w:vAlign w:val="center"/>
+          </w:tcPr>
+          <w:p>
+            <w:pPr>
+              <w:jc w:val="center"/>
+              <w:pBdr>
+                <w:bottom w:val="none" w:sz="0" w:space="0" w:color="000000"/>
+                <w:top w:val="none" w:sz="0" w:space="0" w:color="000000"/>
+                <w:left w:val="none" w:sz="0" w:space="0" w:color="000000"/>
+                <w:right w:val="none" w:sz="0" w:space="0" w:color="000000"/>
+              </w:pBdr>
+              <w:spacing w:after="100" w:before="100" w:line="240"/>
+              <w:ind w:left="100" w:right="100" w:firstLine="0" w:firstLineChars="0"/>
+              <w:rPr>
+                <w:rFonts w:ascii="Helvetica" w:hAnsi="Helvetica" w:eastAsia="Helvetica" w:cs="Helvetica"/>
+                <w:i w:val="false"/>
+                <w:b w:val="false"/>
+                <w:u w:val="none"/>
+                <w:sz w:val="20"/>
+                <w:szCs w:val="20"/>
+                <w:color w:val="000000"/>
+              </w:rPr>
+            </w:pPr>
+            <w:r>
+              <w:rPr>
+                <w:rFonts w:ascii="Helvetica" w:hAnsi="Helvetica" w:eastAsia="Helvetica" w:cs="Helvetica"/>
+                <w:i w:val="false"/>
+                <w:b w:val="false"/>
+                <w:u w:val="none"/>
+                <w:sz w:val="20"/>
+                <w:szCs w:val="20"/>
+                <w:color w:val="000000"/>
+              </w:rPr>
+              <w:t xml:space="preserve">4.52</w:t>
+            </w:r>
+          </w:p>
+        </w:tc>
+        <w:tc>
+          <w:tcPr>
+            <w:tcBorders>
+              <w:bottom w:val="single" w:sz="6" w:space="0" w:color="666666"/>
+              <w:top w:val="single" w:sz="6" w:space="0" w:color="666666"/>
+              <w:left w:val="none" w:sz="0" w:space="0" w:color="000000"/>
+              <w:right w:val="none" w:sz="0" w:space="0" w:color="000000"/>
+            </w:tcBorders>
+            <w:shd w:val="clear" w:color="auto" w:fill="FFFFFF"/>
+            <w:tcMar>
+              <w:top w:w="0" w:type="dxa"/>
+              <w:bottom w:w="0" w:type="dxa"/>
+              <w:left w:w="0" w:type="dxa"/>
+              <w:right w:w="0" w:type="dxa"/>
+            </w:tcMar>
+            <w:vAlign w:val="center"/>
+          </w:tcPr>
+          <w:p>
+            <w:pPr>
+              <w:jc w:val="center"/>
+              <w:pBdr>
+                <w:bottom w:val="none" w:sz="0" w:space="0" w:color="000000"/>
+                <w:top w:val="none" w:sz="0" w:space="0" w:color="000000"/>
+                <w:left w:val="none" w:sz="0" w:space="0" w:color="000000"/>
+                <w:right w:val="none" w:sz="0" w:space="0" w:color="000000"/>
+              </w:pBdr>
+              <w:spacing w:after="100" w:before="100" w:line="240"/>
+              <w:ind w:left="100" w:right="100" w:firstLine="0" w:firstLineChars="0"/>
+              <w:rPr>
+                <w:rFonts w:ascii="Helvetica" w:hAnsi="Helvetica" w:eastAsia="Helvetica" w:cs="Helvetica"/>
+                <w:i w:val="false"/>
+                <w:b w:val="false"/>
+                <w:u w:val="none"/>
+                <w:sz w:val="20"/>
+                <w:szCs w:val="20"/>
+                <w:color w:val="000000"/>
+              </w:rPr>
+            </w:pPr>
+            <w:r>
+              <w:rPr>
+                <w:rFonts w:ascii="Helvetica" w:hAnsi="Helvetica" w:eastAsia="Helvetica" w:cs="Helvetica"/>
+                <w:i w:val="false"/>
+                <w:b w:val="false"/>
+                <w:u w:val="none"/>
+                <w:sz w:val="20"/>
+                <w:szCs w:val="20"/>
+                <w:color w:val="000000"/>
+              </w:rPr>
+              <w:t xml:space="preserve">5.7</w:t>
+            </w:r>
+          </w:p>
+        </w:tc>
+        <w:tc>
+          <w:tcPr>
+            <w:tcBorders>
+              <w:bottom w:val="single" w:sz="6" w:space="0" w:color="666666"/>
+              <w:top w:val="single" w:sz="6" w:space="0" w:color="666666"/>
+              <w:left w:val="none" w:sz="0" w:space="0" w:color="000000"/>
+              <w:right w:val="none" w:sz="0" w:space="0" w:color="000000"/>
+            </w:tcBorders>
+            <w:shd w:val="clear" w:color="auto" w:fill="FFFFFF"/>
+            <w:tcMar>
+              <w:top w:w="0" w:type="dxa"/>
+              <w:bottom w:w="0" w:type="dxa"/>
+              <w:left w:w="0" w:type="dxa"/>
+              <w:right w:w="0" w:type="dxa"/>
+            </w:tcMar>
+            <w:vAlign w:val="center"/>
+          </w:tcPr>
+          <w:p>
+            <w:pPr>
+              <w:jc w:val="center"/>
+              <w:pBdr>
+                <w:bottom w:val="none" w:sz="0" w:space="0" w:color="000000"/>
+                <w:top w:val="none" w:sz="0" w:space="0" w:color="000000"/>
+                <w:left w:val="none" w:sz="0" w:space="0" w:color="000000"/>
+                <w:right w:val="none" w:sz="0" w:space="0" w:color="000000"/>
+              </w:pBdr>
+              <w:spacing w:after="100" w:before="100" w:line="240"/>
+              <w:ind w:left="100" w:right="100" w:firstLine="0" w:firstLineChars="0"/>
+              <w:rPr>
+                <w:rFonts w:ascii="Helvetica" w:hAnsi="Helvetica" w:eastAsia="Helvetica" w:cs="Helvetica"/>
+                <w:i w:val="false"/>
+                <w:b w:val="false"/>
+                <w:u w:val="none"/>
+                <w:sz w:val="20"/>
+                <w:szCs w:val="20"/>
+                <w:color w:val="000000"/>
+              </w:rPr>
+            </w:pPr>
+            <w:r>
+              <w:rPr>
+                <w:rFonts w:ascii="Helvetica" w:hAnsi="Helvetica" w:eastAsia="Helvetica" w:cs="Helvetica"/>
+                <w:i w:val="false"/>
+                <w:b w:val="false"/>
+                <w:u w:val="none"/>
+                <w:sz w:val="20"/>
+                <w:szCs w:val="20"/>
+                <w:color w:val="000000"/>
+              </w:rPr>
+              <w:t xml:space="preserve">1,130,046</w:t>
             </w:r>
           </w:p>
         </w:tc>
@@ -6954,7 +6954,7 @@
                 <w:szCs w:val="20"/>
                 <w:color w:val="000000"/>
               </w:rPr>
-              <w:t xml:space="preserve">0.717</w:t>
+              <w:t xml:space="preserve">0.771</w:t>
             </w:r>
           </w:p>
         </w:tc>
@@ -7058,59 +7058,59 @@
                 <w:szCs w:val="20"/>
                 <w:color w:val="000000"/>
               </w:rPr>
-              <w:t xml:space="preserve">12.94</w:t>
-            </w:r>
-          </w:p>
-        </w:tc>
-        <w:tc>
-          <w:tcPr>
-            <w:tcBorders>
-              <w:bottom w:val="single" w:sz="6" w:space="0" w:color="666666"/>
-              <w:top w:val="single" w:sz="6" w:space="0" w:color="666666"/>
-              <w:left w:val="none" w:sz="0" w:space="0" w:color="000000"/>
-              <w:right w:val="none" w:sz="0" w:space="0" w:color="000000"/>
-            </w:tcBorders>
-            <w:shd w:val="clear" w:color="auto" w:fill="FFFFFF"/>
-            <w:tcMar>
-              <w:top w:w="0" w:type="dxa"/>
-              <w:bottom w:w="0" w:type="dxa"/>
-              <w:left w:w="0" w:type="dxa"/>
-              <w:right w:w="0" w:type="dxa"/>
-            </w:tcMar>
-            <w:vAlign w:val="center"/>
-          </w:tcPr>
-          <w:p>
-            <w:pPr>
-              <w:jc w:val="center"/>
-              <w:pBdr>
-                <w:bottom w:val="none" w:sz="0" w:space="0" w:color="000000"/>
-                <w:top w:val="none" w:sz="0" w:space="0" w:color="000000"/>
-                <w:left w:val="none" w:sz="0" w:space="0" w:color="000000"/>
-                <w:right w:val="none" w:sz="0" w:space="0" w:color="000000"/>
-              </w:pBdr>
-              <w:spacing w:after="100" w:before="100" w:line="240"/>
-              <w:ind w:left="100" w:right="100" w:firstLine="0" w:firstLineChars="0"/>
-              <w:rPr>
-                <w:rFonts w:ascii="Helvetica" w:hAnsi="Helvetica" w:eastAsia="Helvetica" w:cs="Helvetica"/>
-                <w:i w:val="false"/>
-                <w:b w:val="false"/>
-                <w:u w:val="none"/>
-                <w:sz w:val="20"/>
-                <w:szCs w:val="20"/>
-                <w:color w:val="000000"/>
-              </w:rPr>
-            </w:pPr>
-            <w:r>
-              <w:rPr>
-                <w:rFonts w:ascii="Helvetica" w:hAnsi="Helvetica" w:eastAsia="Helvetica" w:cs="Helvetica"/>
-                <w:i w:val="false"/>
-                <w:b w:val="false"/>
-                <w:u w:val="none"/>
-                <w:sz w:val="20"/>
-                <w:szCs w:val="20"/>
-                <w:color w:val="000000"/>
-              </w:rPr>
-              <w:t xml:space="preserve">5.25</w:t>
+              <w:t xml:space="preserve">13.01</w:t>
+            </w:r>
+          </w:p>
+        </w:tc>
+        <w:tc>
+          <w:tcPr>
+            <w:tcBorders>
+              <w:bottom w:val="single" w:sz="6" w:space="0" w:color="666666"/>
+              <w:top w:val="single" w:sz="6" w:space="0" w:color="666666"/>
+              <w:left w:val="none" w:sz="0" w:space="0" w:color="000000"/>
+              <w:right w:val="none" w:sz="0" w:space="0" w:color="000000"/>
+            </w:tcBorders>
+            <w:shd w:val="clear" w:color="auto" w:fill="FFFFFF"/>
+            <w:tcMar>
+              <w:top w:w="0" w:type="dxa"/>
+              <w:bottom w:w="0" w:type="dxa"/>
+              <w:left w:w="0" w:type="dxa"/>
+              <w:right w:w="0" w:type="dxa"/>
+            </w:tcMar>
+            <w:vAlign w:val="center"/>
+          </w:tcPr>
+          <w:p>
+            <w:pPr>
+              <w:jc w:val="center"/>
+              <w:pBdr>
+                <w:bottom w:val="none" w:sz="0" w:space="0" w:color="000000"/>
+                <w:top w:val="none" w:sz="0" w:space="0" w:color="000000"/>
+                <w:left w:val="none" w:sz="0" w:space="0" w:color="000000"/>
+                <w:right w:val="none" w:sz="0" w:space="0" w:color="000000"/>
+              </w:pBdr>
+              <w:spacing w:after="100" w:before="100" w:line="240"/>
+              <w:ind w:left="100" w:right="100" w:firstLine="0" w:firstLineChars="0"/>
+              <w:rPr>
+                <w:rFonts w:ascii="Helvetica" w:hAnsi="Helvetica" w:eastAsia="Helvetica" w:cs="Helvetica"/>
+                <w:i w:val="false"/>
+                <w:b w:val="false"/>
+                <w:u w:val="none"/>
+                <w:sz w:val="20"/>
+                <w:szCs w:val="20"/>
+                <w:color w:val="000000"/>
+              </w:rPr>
+            </w:pPr>
+            <w:r>
+              <w:rPr>
+                <w:rFonts w:ascii="Helvetica" w:hAnsi="Helvetica" w:eastAsia="Helvetica" w:cs="Helvetica"/>
+                <w:i w:val="false"/>
+                <w:b w:val="false"/>
+                <w:u w:val="none"/>
+                <w:sz w:val="20"/>
+                <w:szCs w:val="20"/>
+                <w:color w:val="000000"/>
+              </w:rPr>
+              <w:t xml:space="preserve">5.30</w:t>
             </w:r>
           </w:p>
         </w:tc>
@@ -7214,7 +7214,7 @@
                 <w:szCs w:val="20"/>
                 <w:color w:val="000000"/>
               </w:rPr>
-              <w:t xml:space="preserve">7,697,627</w:t>
+              <w:t xml:space="preserve">7,756,209</w:t>
             </w:r>
           </w:p>
         </w:tc>
@@ -7376,7 +7376,7 @@
                 <w:szCs w:val="20"/>
                 <w:color w:val="000000"/>
               </w:rPr>
-              <w:t xml:space="preserve">0.821</w:t>
+              <w:t xml:space="preserve">0.858</w:t>
             </w:r>
           </w:p>
         </w:tc>
@@ -7636,7 +7636,7 @@
                 <w:szCs w:val="20"/>
                 <w:color w:val="000000"/>
               </w:rPr>
-              <w:t xml:space="preserve">-73,913</w:t>
+              <w:t xml:space="preserve">94</w:t>
             </w:r>
           </w:p>
         </w:tc>
@@ -7798,7 +7798,7 @@
                 <w:szCs w:val="20"/>
                 <w:color w:val="000000"/>
               </w:rPr>
-              <w:t xml:space="preserve">0.821</w:t>
+              <w:t xml:space="preserve">0.858</w:t>
             </w:r>
           </w:p>
         </w:tc>
@@ -8220,7 +8220,7 @@
                 <w:szCs w:val="20"/>
                 <w:color w:val="000000"/>
               </w:rPr>
-              <w:t xml:space="preserve">0.821</w:t>
+              <w:t xml:space="preserve">0.858</w:t>
             </w:r>
           </w:p>
         </w:tc>
@@ -8642,7 +8642,7 @@
                 <w:szCs w:val="20"/>
                 <w:color w:val="000000"/>
               </w:rPr>
-              <w:t xml:space="preserve">0.821</w:t>
+              <w:t xml:space="preserve">0.858</w:t>
             </w:r>
           </w:p>
         </w:tc>
@@ -9064,7 +9064,7 @@
                 <w:szCs w:val="20"/>
                 <w:color w:val="000000"/>
               </w:rPr>
-              <w:t xml:space="preserve">0.688</w:t>
+              <w:t xml:space="preserve">0.743</w:t>
             </w:r>
           </w:p>
         </w:tc>
@@ -9168,163 +9168,163 @@
                 <w:szCs w:val="20"/>
                 <w:color w:val="000000"/>
               </w:rPr>
-              <w:t xml:space="preserve">9.20</w:t>
-            </w:r>
-          </w:p>
-        </w:tc>
-        <w:tc>
-          <w:tcPr>
-            <w:tcBorders>
-              <w:bottom w:val="single" w:sz="6" w:space="0" w:color="666666"/>
-              <w:top w:val="single" w:sz="6" w:space="0" w:color="666666"/>
-              <w:left w:val="none" w:sz="0" w:space="0" w:color="000000"/>
-              <w:right w:val="none" w:sz="0" w:space="0" w:color="000000"/>
-            </w:tcBorders>
-            <w:shd w:val="clear" w:color="auto" w:fill="FFFFFF"/>
-            <w:tcMar>
-              <w:top w:w="0" w:type="dxa"/>
-              <w:bottom w:w="0" w:type="dxa"/>
-              <w:left w:w="0" w:type="dxa"/>
-              <w:right w:w="0" w:type="dxa"/>
-            </w:tcMar>
-            <w:vAlign w:val="center"/>
-          </w:tcPr>
-          <w:p>
-            <w:pPr>
-              <w:jc w:val="center"/>
-              <w:pBdr>
-                <w:bottom w:val="none" w:sz="0" w:space="0" w:color="000000"/>
-                <w:top w:val="none" w:sz="0" w:space="0" w:color="000000"/>
-                <w:left w:val="none" w:sz="0" w:space="0" w:color="000000"/>
-                <w:right w:val="none" w:sz="0" w:space="0" w:color="000000"/>
-              </w:pBdr>
-              <w:spacing w:after="100" w:before="100" w:line="240"/>
-              <w:ind w:left="100" w:right="100" w:firstLine="0" w:firstLineChars="0"/>
-              <w:rPr>
-                <w:rFonts w:ascii="Helvetica" w:hAnsi="Helvetica" w:eastAsia="Helvetica" w:cs="Helvetica"/>
-                <w:i w:val="false"/>
-                <w:b w:val="false"/>
-                <w:u w:val="none"/>
-                <w:sz w:val="20"/>
-                <w:szCs w:val="20"/>
-                <w:color w:val="000000"/>
-              </w:rPr>
-            </w:pPr>
-            <w:r>
-              <w:rPr>
-                <w:rFonts w:ascii="Helvetica" w:hAnsi="Helvetica" w:eastAsia="Helvetica" w:cs="Helvetica"/>
-                <w:i w:val="false"/>
-                <w:b w:val="false"/>
-                <w:u w:val="none"/>
-                <w:sz w:val="20"/>
-                <w:szCs w:val="20"/>
-                <w:color w:val="000000"/>
-              </w:rPr>
-              <w:t xml:space="preserve">3.58</w:t>
-            </w:r>
-          </w:p>
-        </w:tc>
-        <w:tc>
-          <w:tcPr>
-            <w:tcBorders>
-              <w:bottom w:val="single" w:sz="6" w:space="0" w:color="666666"/>
-              <w:top w:val="single" w:sz="6" w:space="0" w:color="666666"/>
-              <w:left w:val="none" w:sz="0" w:space="0" w:color="000000"/>
-              <w:right w:val="none" w:sz="0" w:space="0" w:color="000000"/>
-            </w:tcBorders>
-            <w:shd w:val="clear" w:color="auto" w:fill="FFFFFF"/>
-            <w:tcMar>
-              <w:top w:w="0" w:type="dxa"/>
-              <w:bottom w:w="0" w:type="dxa"/>
-              <w:left w:w="0" w:type="dxa"/>
-              <w:right w:w="0" w:type="dxa"/>
-            </w:tcMar>
-            <w:vAlign w:val="center"/>
-          </w:tcPr>
-          <w:p>
-            <w:pPr>
-              <w:jc w:val="center"/>
-              <w:pBdr>
-                <w:bottom w:val="none" w:sz="0" w:space="0" w:color="000000"/>
-                <w:top w:val="none" w:sz="0" w:space="0" w:color="000000"/>
-                <w:left w:val="none" w:sz="0" w:space="0" w:color="000000"/>
-                <w:right w:val="none" w:sz="0" w:space="0" w:color="000000"/>
-              </w:pBdr>
-              <w:spacing w:after="100" w:before="100" w:line="240"/>
-              <w:ind w:left="100" w:right="100" w:firstLine="0" w:firstLineChars="0"/>
-              <w:rPr>
-                <w:rFonts w:ascii="Helvetica" w:hAnsi="Helvetica" w:eastAsia="Helvetica" w:cs="Helvetica"/>
-                <w:i w:val="false"/>
-                <w:b w:val="false"/>
-                <w:u w:val="none"/>
-                <w:sz w:val="20"/>
-                <w:szCs w:val="20"/>
-                <w:color w:val="000000"/>
-              </w:rPr>
-            </w:pPr>
-            <w:r>
-              <w:rPr>
-                <w:rFonts w:ascii="Helvetica" w:hAnsi="Helvetica" w:eastAsia="Helvetica" w:cs="Helvetica"/>
-                <w:i w:val="false"/>
-                <w:b w:val="false"/>
-                <w:u w:val="none"/>
-                <w:sz w:val="20"/>
-                <w:szCs w:val="20"/>
-                <w:color w:val="000000"/>
-              </w:rPr>
-              <w:t xml:space="preserve">21.3</w:t>
-            </w:r>
-          </w:p>
-        </w:tc>
-        <w:tc>
-          <w:tcPr>
-            <w:tcBorders>
-              <w:bottom w:val="single" w:sz="6" w:space="0" w:color="666666"/>
-              <w:top w:val="single" w:sz="6" w:space="0" w:color="666666"/>
-              <w:left w:val="none" w:sz="0" w:space="0" w:color="000000"/>
-              <w:right w:val="none" w:sz="0" w:space="0" w:color="000000"/>
-            </w:tcBorders>
-            <w:shd w:val="clear" w:color="auto" w:fill="FFFFFF"/>
-            <w:tcMar>
-              <w:top w:w="0" w:type="dxa"/>
-              <w:bottom w:w="0" w:type="dxa"/>
-              <w:left w:w="0" w:type="dxa"/>
-              <w:right w:w="0" w:type="dxa"/>
-            </w:tcMar>
-            <w:vAlign w:val="center"/>
-          </w:tcPr>
-          <w:p>
-            <w:pPr>
-              <w:jc w:val="center"/>
-              <w:pBdr>
-                <w:bottom w:val="none" w:sz="0" w:space="0" w:color="000000"/>
-                <w:top w:val="none" w:sz="0" w:space="0" w:color="000000"/>
-                <w:left w:val="none" w:sz="0" w:space="0" w:color="000000"/>
-                <w:right w:val="none" w:sz="0" w:space="0" w:color="000000"/>
-              </w:pBdr>
-              <w:spacing w:after="100" w:before="100" w:line="240"/>
-              <w:ind w:left="100" w:right="100" w:firstLine="0" w:firstLineChars="0"/>
-              <w:rPr>
-                <w:rFonts w:ascii="Helvetica" w:hAnsi="Helvetica" w:eastAsia="Helvetica" w:cs="Helvetica"/>
-                <w:i w:val="false"/>
-                <w:b w:val="false"/>
-                <w:u w:val="none"/>
-                <w:sz w:val="20"/>
-                <w:szCs w:val="20"/>
-                <w:color w:val="000000"/>
-              </w:rPr>
-            </w:pPr>
-            <w:r>
-              <w:rPr>
-                <w:rFonts w:ascii="Helvetica" w:hAnsi="Helvetica" w:eastAsia="Helvetica" w:cs="Helvetica"/>
-                <w:i w:val="false"/>
-                <w:b w:val="false"/>
-                <w:u w:val="none"/>
-                <w:sz w:val="20"/>
-                <w:szCs w:val="20"/>
-                <w:color w:val="000000"/>
-              </w:rPr>
-              <w:t xml:space="preserve">-79,114</w:t>
+              <w:t xml:space="preserve">7.70</w:t>
+            </w:r>
+          </w:p>
+        </w:tc>
+        <w:tc>
+          <w:tcPr>
+            <w:tcBorders>
+              <w:bottom w:val="single" w:sz="6" w:space="0" w:color="666666"/>
+              <w:top w:val="single" w:sz="6" w:space="0" w:color="666666"/>
+              <w:left w:val="none" w:sz="0" w:space="0" w:color="000000"/>
+              <w:right w:val="none" w:sz="0" w:space="0" w:color="000000"/>
+            </w:tcBorders>
+            <w:shd w:val="clear" w:color="auto" w:fill="FFFFFF"/>
+            <w:tcMar>
+              <w:top w:w="0" w:type="dxa"/>
+              <w:bottom w:w="0" w:type="dxa"/>
+              <w:left w:w="0" w:type="dxa"/>
+              <w:right w:w="0" w:type="dxa"/>
+            </w:tcMar>
+            <w:vAlign w:val="center"/>
+          </w:tcPr>
+          <w:p>
+            <w:pPr>
+              <w:jc w:val="center"/>
+              <w:pBdr>
+                <w:bottom w:val="none" w:sz="0" w:space="0" w:color="000000"/>
+                <w:top w:val="none" w:sz="0" w:space="0" w:color="000000"/>
+                <w:left w:val="none" w:sz="0" w:space="0" w:color="000000"/>
+                <w:right w:val="none" w:sz="0" w:space="0" w:color="000000"/>
+              </w:pBdr>
+              <w:spacing w:after="100" w:before="100" w:line="240"/>
+              <w:ind w:left="100" w:right="100" w:firstLine="0" w:firstLineChars="0"/>
+              <w:rPr>
+                <w:rFonts w:ascii="Helvetica" w:hAnsi="Helvetica" w:eastAsia="Helvetica" w:cs="Helvetica"/>
+                <w:i w:val="false"/>
+                <w:b w:val="false"/>
+                <w:u w:val="none"/>
+                <w:sz w:val="20"/>
+                <w:szCs w:val="20"/>
+                <w:color w:val="000000"/>
+              </w:rPr>
+            </w:pPr>
+            <w:r>
+              <w:rPr>
+                <w:rFonts w:ascii="Helvetica" w:hAnsi="Helvetica" w:eastAsia="Helvetica" w:cs="Helvetica"/>
+                <w:i w:val="false"/>
+                <w:b w:val="false"/>
+                <w:u w:val="none"/>
+                <w:sz w:val="20"/>
+                <w:szCs w:val="20"/>
+                <w:color w:val="000000"/>
+              </w:rPr>
+              <w:t xml:space="preserve">3.01</w:t>
+            </w:r>
+          </w:p>
+        </w:tc>
+        <w:tc>
+          <w:tcPr>
+            <w:tcBorders>
+              <w:bottom w:val="single" w:sz="6" w:space="0" w:color="666666"/>
+              <w:top w:val="single" w:sz="6" w:space="0" w:color="666666"/>
+              <w:left w:val="none" w:sz="0" w:space="0" w:color="000000"/>
+              <w:right w:val="none" w:sz="0" w:space="0" w:color="000000"/>
+            </w:tcBorders>
+            <w:shd w:val="clear" w:color="auto" w:fill="FFFFFF"/>
+            <w:tcMar>
+              <w:top w:w="0" w:type="dxa"/>
+              <w:bottom w:w="0" w:type="dxa"/>
+              <w:left w:w="0" w:type="dxa"/>
+              <w:right w:w="0" w:type="dxa"/>
+            </w:tcMar>
+            <w:vAlign w:val="center"/>
+          </w:tcPr>
+          <w:p>
+            <w:pPr>
+              <w:jc w:val="center"/>
+              <w:pBdr>
+                <w:bottom w:val="none" w:sz="0" w:space="0" w:color="000000"/>
+                <w:top w:val="none" w:sz="0" w:space="0" w:color="000000"/>
+                <w:left w:val="none" w:sz="0" w:space="0" w:color="000000"/>
+                <w:right w:val="none" w:sz="0" w:space="0" w:color="000000"/>
+              </w:pBdr>
+              <w:spacing w:after="100" w:before="100" w:line="240"/>
+              <w:ind w:left="100" w:right="100" w:firstLine="0" w:firstLineChars="0"/>
+              <w:rPr>
+                <w:rFonts w:ascii="Helvetica" w:hAnsi="Helvetica" w:eastAsia="Helvetica" w:cs="Helvetica"/>
+                <w:i w:val="false"/>
+                <w:b w:val="false"/>
+                <w:u w:val="none"/>
+                <w:sz w:val="20"/>
+                <w:szCs w:val="20"/>
+                <w:color w:val="000000"/>
+              </w:rPr>
+            </w:pPr>
+            <w:r>
+              <w:rPr>
+                <w:rFonts w:ascii="Helvetica" w:hAnsi="Helvetica" w:eastAsia="Helvetica" w:cs="Helvetica"/>
+                <w:i w:val="false"/>
+                <w:b w:val="false"/>
+                <w:u w:val="none"/>
+                <w:sz w:val="20"/>
+                <w:szCs w:val="20"/>
+                <w:color w:val="000000"/>
+              </w:rPr>
+              <w:t xml:space="preserve">21.4</w:t>
+            </w:r>
+          </w:p>
+        </w:tc>
+        <w:tc>
+          <w:tcPr>
+            <w:tcBorders>
+              <w:bottom w:val="single" w:sz="6" w:space="0" w:color="666666"/>
+              <w:top w:val="single" w:sz="6" w:space="0" w:color="666666"/>
+              <w:left w:val="none" w:sz="0" w:space="0" w:color="000000"/>
+              <w:right w:val="none" w:sz="0" w:space="0" w:color="000000"/>
+            </w:tcBorders>
+            <w:shd w:val="clear" w:color="auto" w:fill="FFFFFF"/>
+            <w:tcMar>
+              <w:top w:w="0" w:type="dxa"/>
+              <w:bottom w:w="0" w:type="dxa"/>
+              <w:left w:w="0" w:type="dxa"/>
+              <w:right w:w="0" w:type="dxa"/>
+            </w:tcMar>
+            <w:vAlign w:val="center"/>
+          </w:tcPr>
+          <w:p>
+            <w:pPr>
+              <w:jc w:val="center"/>
+              <w:pBdr>
+                <w:bottom w:val="none" w:sz="0" w:space="0" w:color="000000"/>
+                <w:top w:val="none" w:sz="0" w:space="0" w:color="000000"/>
+                <w:left w:val="none" w:sz="0" w:space="0" w:color="000000"/>
+                <w:right w:val="none" w:sz="0" w:space="0" w:color="000000"/>
+              </w:pBdr>
+              <w:spacing w:after="100" w:before="100" w:line="240"/>
+              <w:ind w:left="100" w:right="100" w:firstLine="0" w:firstLineChars="0"/>
+              <w:rPr>
+                <w:rFonts w:ascii="Helvetica" w:hAnsi="Helvetica" w:eastAsia="Helvetica" w:cs="Helvetica"/>
+                <w:i w:val="false"/>
+                <w:b w:val="false"/>
+                <w:u w:val="none"/>
+                <w:sz w:val="20"/>
+                <w:szCs w:val="20"/>
+                <w:color w:val="000000"/>
+              </w:rPr>
+            </w:pPr>
+            <w:r>
+              <w:rPr>
+                <w:rFonts w:ascii="Helvetica" w:hAnsi="Helvetica" w:eastAsia="Helvetica" w:cs="Helvetica"/>
+                <w:i w:val="false"/>
+                <w:b w:val="false"/>
+                <w:u w:val="none"/>
+                <w:sz w:val="20"/>
+                <w:szCs w:val="20"/>
+                <w:color w:val="000000"/>
+              </w:rPr>
+              <w:t xml:space="preserve">57,045</w:t>
             </w:r>
           </w:p>
         </w:tc>
@@ -9486,7 +9486,7 @@
                 <w:szCs w:val="20"/>
                 <w:color w:val="000000"/>
               </w:rPr>
-              <w:t xml:space="preserve">0.688</w:t>
+              <w:t xml:space="preserve">0.743</w:t>
             </w:r>
           </w:p>
         </w:tc>
@@ -9590,163 +9590,163 @@
                 <w:szCs w:val="20"/>
                 <w:color w:val="000000"/>
               </w:rPr>
-              <w:t xml:space="preserve">10.48</w:t>
-            </w:r>
-          </w:p>
-        </w:tc>
-        <w:tc>
-          <w:tcPr>
-            <w:tcBorders>
-              <w:bottom w:val="single" w:sz="6" w:space="0" w:color="666666"/>
-              <w:top w:val="single" w:sz="6" w:space="0" w:color="666666"/>
-              <w:left w:val="none" w:sz="0" w:space="0" w:color="000000"/>
-              <w:right w:val="none" w:sz="0" w:space="0" w:color="000000"/>
-            </w:tcBorders>
-            <w:shd w:val="clear" w:color="auto" w:fill="FFFFFF"/>
-            <w:tcMar>
-              <w:top w:w="0" w:type="dxa"/>
-              <w:bottom w:w="0" w:type="dxa"/>
-              <w:left w:w="0" w:type="dxa"/>
-              <w:right w:w="0" w:type="dxa"/>
-            </w:tcMar>
-            <w:vAlign w:val="center"/>
-          </w:tcPr>
-          <w:p>
-            <w:pPr>
-              <w:jc w:val="center"/>
-              <w:pBdr>
-                <w:bottom w:val="none" w:sz="0" w:space="0" w:color="000000"/>
-                <w:top w:val="none" w:sz="0" w:space="0" w:color="000000"/>
-                <w:left w:val="none" w:sz="0" w:space="0" w:color="000000"/>
-                <w:right w:val="none" w:sz="0" w:space="0" w:color="000000"/>
-              </w:pBdr>
-              <w:spacing w:after="100" w:before="100" w:line="240"/>
-              <w:ind w:left="100" w:right="100" w:firstLine="0" w:firstLineChars="0"/>
-              <w:rPr>
-                <w:rFonts w:ascii="Helvetica" w:hAnsi="Helvetica" w:eastAsia="Helvetica" w:cs="Helvetica"/>
-                <w:i w:val="false"/>
-                <w:b w:val="false"/>
-                <w:u w:val="none"/>
-                <w:sz w:val="20"/>
-                <w:szCs w:val="20"/>
-                <w:color w:val="000000"/>
-              </w:rPr>
-            </w:pPr>
-            <w:r>
-              <w:rPr>
-                <w:rFonts w:ascii="Helvetica" w:hAnsi="Helvetica" w:eastAsia="Helvetica" w:cs="Helvetica"/>
-                <w:i w:val="false"/>
-                <w:b w:val="false"/>
-                <w:u w:val="none"/>
-                <w:sz w:val="20"/>
-                <w:szCs w:val="20"/>
-                <w:color w:val="000000"/>
-              </w:rPr>
-              <w:t xml:space="preserve">4.14</w:t>
-            </w:r>
-          </w:p>
-        </w:tc>
-        <w:tc>
-          <w:tcPr>
-            <w:tcBorders>
-              <w:bottom w:val="single" w:sz="6" w:space="0" w:color="666666"/>
-              <w:top w:val="single" w:sz="6" w:space="0" w:color="666666"/>
-              <w:left w:val="none" w:sz="0" w:space="0" w:color="000000"/>
-              <w:right w:val="none" w:sz="0" w:space="0" w:color="000000"/>
-            </w:tcBorders>
-            <w:shd w:val="clear" w:color="auto" w:fill="FFFFFF"/>
-            <w:tcMar>
-              <w:top w:w="0" w:type="dxa"/>
-              <w:bottom w:w="0" w:type="dxa"/>
-              <w:left w:w="0" w:type="dxa"/>
-              <w:right w:w="0" w:type="dxa"/>
-            </w:tcMar>
-            <w:vAlign w:val="center"/>
-          </w:tcPr>
-          <w:p>
-            <w:pPr>
-              <w:jc w:val="center"/>
-              <w:pBdr>
-                <w:bottom w:val="none" w:sz="0" w:space="0" w:color="000000"/>
-                <w:top w:val="none" w:sz="0" w:space="0" w:color="000000"/>
-                <w:left w:val="none" w:sz="0" w:space="0" w:color="000000"/>
-                <w:right w:val="none" w:sz="0" w:space="0" w:color="000000"/>
-              </w:pBdr>
-              <w:spacing w:after="100" w:before="100" w:line="240"/>
-              <w:ind w:left="100" w:right="100" w:firstLine="0" w:firstLineChars="0"/>
-              <w:rPr>
-                <w:rFonts w:ascii="Helvetica" w:hAnsi="Helvetica" w:eastAsia="Helvetica" w:cs="Helvetica"/>
-                <w:i w:val="false"/>
-                <w:b w:val="false"/>
-                <w:u w:val="none"/>
-                <w:sz w:val="20"/>
-                <w:szCs w:val="20"/>
-                <w:color w:val="000000"/>
-              </w:rPr>
-            </w:pPr>
-            <w:r>
-              <w:rPr>
-                <w:rFonts w:ascii="Helvetica" w:hAnsi="Helvetica" w:eastAsia="Helvetica" w:cs="Helvetica"/>
-                <w:i w:val="false"/>
-                <w:b w:val="false"/>
-                <w:u w:val="none"/>
-                <w:sz w:val="20"/>
-                <w:szCs w:val="20"/>
-                <w:color w:val="000000"/>
-              </w:rPr>
-              <w:t xml:space="preserve">17.2</w:t>
-            </w:r>
-          </w:p>
-        </w:tc>
-        <w:tc>
-          <w:tcPr>
-            <w:tcBorders>
-              <w:bottom w:val="single" w:sz="6" w:space="0" w:color="666666"/>
-              <w:top w:val="single" w:sz="6" w:space="0" w:color="666666"/>
-              <w:left w:val="none" w:sz="0" w:space="0" w:color="000000"/>
-              <w:right w:val="none" w:sz="0" w:space="0" w:color="000000"/>
-            </w:tcBorders>
-            <w:shd w:val="clear" w:color="auto" w:fill="FFFFFF"/>
-            <w:tcMar>
-              <w:top w:w="0" w:type="dxa"/>
-              <w:bottom w:w="0" w:type="dxa"/>
-              <w:left w:w="0" w:type="dxa"/>
-              <w:right w:w="0" w:type="dxa"/>
-            </w:tcMar>
-            <w:vAlign w:val="center"/>
-          </w:tcPr>
-          <w:p>
-            <w:pPr>
-              <w:jc w:val="center"/>
-              <w:pBdr>
-                <w:bottom w:val="none" w:sz="0" w:space="0" w:color="000000"/>
-                <w:top w:val="none" w:sz="0" w:space="0" w:color="000000"/>
-                <w:left w:val="none" w:sz="0" w:space="0" w:color="000000"/>
-                <w:right w:val="none" w:sz="0" w:space="0" w:color="000000"/>
-              </w:pBdr>
-              <w:spacing w:after="100" w:before="100" w:line="240"/>
-              <w:ind w:left="100" w:right="100" w:firstLine="0" w:firstLineChars="0"/>
-              <w:rPr>
-                <w:rFonts w:ascii="Helvetica" w:hAnsi="Helvetica" w:eastAsia="Helvetica" w:cs="Helvetica"/>
-                <w:i w:val="false"/>
-                <w:b w:val="false"/>
-                <w:u w:val="none"/>
-                <w:sz w:val="20"/>
-                <w:szCs w:val="20"/>
-                <w:color w:val="000000"/>
-              </w:rPr>
-            </w:pPr>
-            <w:r>
-              <w:rPr>
-                <w:rFonts w:ascii="Helvetica" w:hAnsi="Helvetica" w:eastAsia="Helvetica" w:cs="Helvetica"/>
-                <w:i w:val="false"/>
-                <w:b w:val="false"/>
-                <w:u w:val="none"/>
-                <w:sz w:val="20"/>
-                <w:szCs w:val="20"/>
-                <w:color w:val="000000"/>
-              </w:rPr>
-              <w:t xml:space="preserve">319,205</w:t>
+              <w:t xml:space="preserve">11.55</w:t>
+            </w:r>
+          </w:p>
+        </w:tc>
+        <w:tc>
+          <w:tcPr>
+            <w:tcBorders>
+              <w:bottom w:val="single" w:sz="6" w:space="0" w:color="666666"/>
+              <w:top w:val="single" w:sz="6" w:space="0" w:color="666666"/>
+              <w:left w:val="none" w:sz="0" w:space="0" w:color="000000"/>
+              <w:right w:val="none" w:sz="0" w:space="0" w:color="000000"/>
+            </w:tcBorders>
+            <w:shd w:val="clear" w:color="auto" w:fill="FFFFFF"/>
+            <w:tcMar>
+              <w:top w:w="0" w:type="dxa"/>
+              <w:bottom w:w="0" w:type="dxa"/>
+              <w:left w:w="0" w:type="dxa"/>
+              <w:right w:w="0" w:type="dxa"/>
+            </w:tcMar>
+            <w:vAlign w:val="center"/>
+          </w:tcPr>
+          <w:p>
+            <w:pPr>
+              <w:jc w:val="center"/>
+              <w:pBdr>
+                <w:bottom w:val="none" w:sz="0" w:space="0" w:color="000000"/>
+                <w:top w:val="none" w:sz="0" w:space="0" w:color="000000"/>
+                <w:left w:val="none" w:sz="0" w:space="0" w:color="000000"/>
+                <w:right w:val="none" w:sz="0" w:space="0" w:color="000000"/>
+              </w:pBdr>
+              <w:spacing w:after="100" w:before="100" w:line="240"/>
+              <w:ind w:left="100" w:right="100" w:firstLine="0" w:firstLineChars="0"/>
+              <w:rPr>
+                <w:rFonts w:ascii="Helvetica" w:hAnsi="Helvetica" w:eastAsia="Helvetica" w:cs="Helvetica"/>
+                <w:i w:val="false"/>
+                <w:b w:val="false"/>
+                <w:u w:val="none"/>
+                <w:sz w:val="20"/>
+                <w:szCs w:val="20"/>
+                <w:color w:val="000000"/>
+              </w:rPr>
+            </w:pPr>
+            <w:r>
+              <w:rPr>
+                <w:rFonts w:ascii="Helvetica" w:hAnsi="Helvetica" w:eastAsia="Helvetica" w:cs="Helvetica"/>
+                <w:i w:val="false"/>
+                <w:b w:val="false"/>
+                <w:u w:val="none"/>
+                <w:sz w:val="20"/>
+                <w:szCs w:val="20"/>
+                <w:color w:val="000000"/>
+              </w:rPr>
+              <w:t xml:space="preserve">4.52</w:t>
+            </w:r>
+          </w:p>
+        </w:tc>
+        <w:tc>
+          <w:tcPr>
+            <w:tcBorders>
+              <w:bottom w:val="single" w:sz="6" w:space="0" w:color="666666"/>
+              <w:top w:val="single" w:sz="6" w:space="0" w:color="666666"/>
+              <w:left w:val="none" w:sz="0" w:space="0" w:color="000000"/>
+              <w:right w:val="none" w:sz="0" w:space="0" w:color="000000"/>
+            </w:tcBorders>
+            <w:shd w:val="clear" w:color="auto" w:fill="FFFFFF"/>
+            <w:tcMar>
+              <w:top w:w="0" w:type="dxa"/>
+              <w:bottom w:w="0" w:type="dxa"/>
+              <w:left w:w="0" w:type="dxa"/>
+              <w:right w:w="0" w:type="dxa"/>
+            </w:tcMar>
+            <w:vAlign w:val="center"/>
+          </w:tcPr>
+          <w:p>
+            <w:pPr>
+              <w:jc w:val="center"/>
+              <w:pBdr>
+                <w:bottom w:val="none" w:sz="0" w:space="0" w:color="000000"/>
+                <w:top w:val="none" w:sz="0" w:space="0" w:color="000000"/>
+                <w:left w:val="none" w:sz="0" w:space="0" w:color="000000"/>
+                <w:right w:val="none" w:sz="0" w:space="0" w:color="000000"/>
+              </w:pBdr>
+              <w:spacing w:after="100" w:before="100" w:line="240"/>
+              <w:ind w:left="100" w:right="100" w:firstLine="0" w:firstLineChars="0"/>
+              <w:rPr>
+                <w:rFonts w:ascii="Helvetica" w:hAnsi="Helvetica" w:eastAsia="Helvetica" w:cs="Helvetica"/>
+                <w:i w:val="false"/>
+                <w:b w:val="false"/>
+                <w:u w:val="none"/>
+                <w:sz w:val="20"/>
+                <w:szCs w:val="20"/>
+                <w:color w:val="000000"/>
+              </w:rPr>
+            </w:pPr>
+            <w:r>
+              <w:rPr>
+                <w:rFonts w:ascii="Helvetica" w:hAnsi="Helvetica" w:eastAsia="Helvetica" w:cs="Helvetica"/>
+                <w:i w:val="false"/>
+                <w:b w:val="false"/>
+                <w:u w:val="none"/>
+                <w:sz w:val="20"/>
+                <w:szCs w:val="20"/>
+                <w:color w:val="000000"/>
+              </w:rPr>
+              <w:t xml:space="preserve">16.6</w:t>
+            </w:r>
+          </w:p>
+        </w:tc>
+        <w:tc>
+          <w:tcPr>
+            <w:tcBorders>
+              <w:bottom w:val="single" w:sz="6" w:space="0" w:color="666666"/>
+              <w:top w:val="single" w:sz="6" w:space="0" w:color="666666"/>
+              <w:left w:val="none" w:sz="0" w:space="0" w:color="000000"/>
+              <w:right w:val="none" w:sz="0" w:space="0" w:color="000000"/>
+            </w:tcBorders>
+            <w:shd w:val="clear" w:color="auto" w:fill="FFFFFF"/>
+            <w:tcMar>
+              <w:top w:w="0" w:type="dxa"/>
+              <w:bottom w:w="0" w:type="dxa"/>
+              <w:left w:w="0" w:type="dxa"/>
+              <w:right w:w="0" w:type="dxa"/>
+            </w:tcMar>
+            <w:vAlign w:val="center"/>
+          </w:tcPr>
+          <w:p>
+            <w:pPr>
+              <w:jc w:val="center"/>
+              <w:pBdr>
+                <w:bottom w:val="none" w:sz="0" w:space="0" w:color="000000"/>
+                <w:top w:val="none" w:sz="0" w:space="0" w:color="000000"/>
+                <w:left w:val="none" w:sz="0" w:space="0" w:color="000000"/>
+                <w:right w:val="none" w:sz="0" w:space="0" w:color="000000"/>
+              </w:pBdr>
+              <w:spacing w:after="100" w:before="100" w:line="240"/>
+              <w:ind w:left="100" w:right="100" w:firstLine="0" w:firstLineChars="0"/>
+              <w:rPr>
+                <w:rFonts w:ascii="Helvetica" w:hAnsi="Helvetica" w:eastAsia="Helvetica" w:cs="Helvetica"/>
+                <w:i w:val="false"/>
+                <w:b w:val="false"/>
+                <w:u w:val="none"/>
+                <w:sz w:val="20"/>
+                <w:szCs w:val="20"/>
+                <w:color w:val="000000"/>
+              </w:rPr>
+            </w:pPr>
+            <w:r>
+              <w:rPr>
+                <w:rFonts w:ascii="Helvetica" w:hAnsi="Helvetica" w:eastAsia="Helvetica" w:cs="Helvetica"/>
+                <w:i w:val="false"/>
+                <w:b w:val="false"/>
+                <w:u w:val="none"/>
+                <w:sz w:val="20"/>
+                <w:szCs w:val="20"/>
+                <w:color w:val="000000"/>
+              </w:rPr>
+              <w:t xml:space="preserve">383,973</w:t>
             </w:r>
           </w:p>
         </w:tc>
@@ -9908,7 +9908,7 @@
                 <w:szCs w:val="20"/>
                 <w:color w:val="000000"/>
               </w:rPr>
-              <w:t xml:space="preserve">0.688</w:t>
+              <w:t xml:space="preserve">0.743</w:t>
             </w:r>
           </w:p>
         </w:tc>
@@ -10012,163 +10012,163 @@
                 <w:szCs w:val="20"/>
                 <w:color w:val="000000"/>
               </w:rPr>
-              <w:t xml:space="preserve">11.80</w:t>
-            </w:r>
-          </w:p>
-        </w:tc>
-        <w:tc>
-          <w:tcPr>
-            <w:tcBorders>
-              <w:bottom w:val="single" w:sz="6" w:space="0" w:color="666666"/>
-              <w:top w:val="single" w:sz="6" w:space="0" w:color="666666"/>
-              <w:left w:val="none" w:sz="0" w:space="0" w:color="000000"/>
-              <w:right w:val="none" w:sz="0" w:space="0" w:color="000000"/>
-            </w:tcBorders>
-            <w:shd w:val="clear" w:color="auto" w:fill="FFFFFF"/>
-            <w:tcMar>
-              <w:top w:w="0" w:type="dxa"/>
-              <w:bottom w:w="0" w:type="dxa"/>
-              <w:left w:w="0" w:type="dxa"/>
-              <w:right w:w="0" w:type="dxa"/>
-            </w:tcMar>
-            <w:vAlign w:val="center"/>
-          </w:tcPr>
-          <w:p>
-            <w:pPr>
-              <w:jc w:val="center"/>
-              <w:pBdr>
-                <w:bottom w:val="none" w:sz="0" w:space="0" w:color="000000"/>
-                <w:top w:val="none" w:sz="0" w:space="0" w:color="000000"/>
-                <w:left w:val="none" w:sz="0" w:space="0" w:color="000000"/>
-                <w:right w:val="none" w:sz="0" w:space="0" w:color="000000"/>
-              </w:pBdr>
-              <w:spacing w:after="100" w:before="100" w:line="240"/>
-              <w:ind w:left="100" w:right="100" w:firstLine="0" w:firstLineChars="0"/>
-              <w:rPr>
-                <w:rFonts w:ascii="Helvetica" w:hAnsi="Helvetica" w:eastAsia="Helvetica" w:cs="Helvetica"/>
-                <w:i w:val="false"/>
-                <w:b w:val="false"/>
-                <w:u w:val="none"/>
-                <w:sz w:val="20"/>
-                <w:szCs w:val="20"/>
-                <w:color w:val="000000"/>
-              </w:rPr>
-            </w:pPr>
-            <w:r>
-              <w:rPr>
-                <w:rFonts w:ascii="Helvetica" w:hAnsi="Helvetica" w:eastAsia="Helvetica" w:cs="Helvetica"/>
-                <w:i w:val="false"/>
-                <w:b w:val="false"/>
-                <w:u w:val="none"/>
-                <w:sz w:val="20"/>
-                <w:szCs w:val="20"/>
-                <w:color w:val="000000"/>
-              </w:rPr>
-              <w:t xml:space="preserve">4.80</w:t>
-            </w:r>
-          </w:p>
-        </w:tc>
-        <w:tc>
-          <w:tcPr>
-            <w:tcBorders>
-              <w:bottom w:val="single" w:sz="6" w:space="0" w:color="666666"/>
-              <w:top w:val="single" w:sz="6" w:space="0" w:color="666666"/>
-              <w:left w:val="none" w:sz="0" w:space="0" w:color="000000"/>
-              <w:right w:val="none" w:sz="0" w:space="0" w:color="000000"/>
-            </w:tcBorders>
-            <w:shd w:val="clear" w:color="auto" w:fill="FFFFFF"/>
-            <w:tcMar>
-              <w:top w:w="0" w:type="dxa"/>
-              <w:bottom w:w="0" w:type="dxa"/>
-              <w:left w:w="0" w:type="dxa"/>
-              <w:right w:w="0" w:type="dxa"/>
-            </w:tcMar>
-            <w:vAlign w:val="center"/>
-          </w:tcPr>
-          <w:p>
-            <w:pPr>
-              <w:jc w:val="center"/>
-              <w:pBdr>
-                <w:bottom w:val="none" w:sz="0" w:space="0" w:color="000000"/>
-                <w:top w:val="none" w:sz="0" w:space="0" w:color="000000"/>
-                <w:left w:val="none" w:sz="0" w:space="0" w:color="000000"/>
-                <w:right w:val="none" w:sz="0" w:space="0" w:color="000000"/>
-              </w:pBdr>
-              <w:spacing w:after="100" w:before="100" w:line="240"/>
-              <w:ind w:left="100" w:right="100" w:firstLine="0" w:firstLineChars="0"/>
-              <w:rPr>
-                <w:rFonts w:ascii="Helvetica" w:hAnsi="Helvetica" w:eastAsia="Helvetica" w:cs="Helvetica"/>
-                <w:i w:val="false"/>
-                <w:b w:val="false"/>
-                <w:u w:val="none"/>
-                <w:sz w:val="20"/>
-                <w:szCs w:val="20"/>
-                <w:color w:val="000000"/>
-              </w:rPr>
-            </w:pPr>
-            <w:r>
-              <w:rPr>
-                <w:rFonts w:ascii="Helvetica" w:hAnsi="Helvetica" w:eastAsia="Helvetica" w:cs="Helvetica"/>
-                <w:i w:val="false"/>
-                <w:b w:val="false"/>
-                <w:u w:val="none"/>
-                <w:sz w:val="20"/>
-                <w:szCs w:val="20"/>
-                <w:color w:val="000000"/>
-              </w:rPr>
-              <w:t xml:space="preserve">6.7</w:t>
-            </w:r>
-          </w:p>
-        </w:tc>
-        <w:tc>
-          <w:tcPr>
-            <w:tcBorders>
-              <w:bottom w:val="single" w:sz="6" w:space="0" w:color="666666"/>
-              <w:top w:val="single" w:sz="6" w:space="0" w:color="666666"/>
-              <w:left w:val="none" w:sz="0" w:space="0" w:color="000000"/>
-              <w:right w:val="none" w:sz="0" w:space="0" w:color="000000"/>
-            </w:tcBorders>
-            <w:shd w:val="clear" w:color="auto" w:fill="FFFFFF"/>
-            <w:tcMar>
-              <w:top w:w="0" w:type="dxa"/>
-              <w:bottom w:w="0" w:type="dxa"/>
-              <w:left w:w="0" w:type="dxa"/>
-              <w:right w:w="0" w:type="dxa"/>
-            </w:tcMar>
-            <w:vAlign w:val="center"/>
-          </w:tcPr>
-          <w:p>
-            <w:pPr>
-              <w:jc w:val="center"/>
-              <w:pBdr>
-                <w:bottom w:val="none" w:sz="0" w:space="0" w:color="000000"/>
-                <w:top w:val="none" w:sz="0" w:space="0" w:color="000000"/>
-                <w:left w:val="none" w:sz="0" w:space="0" w:color="000000"/>
-                <w:right w:val="none" w:sz="0" w:space="0" w:color="000000"/>
-              </w:pBdr>
-              <w:spacing w:after="100" w:before="100" w:line="240"/>
-              <w:ind w:left="100" w:right="100" w:firstLine="0" w:firstLineChars="0"/>
-              <w:rPr>
-                <w:rFonts w:ascii="Helvetica" w:hAnsi="Helvetica" w:eastAsia="Helvetica" w:cs="Helvetica"/>
-                <w:i w:val="false"/>
-                <w:b w:val="false"/>
-                <w:u w:val="none"/>
-                <w:sz w:val="20"/>
-                <w:szCs w:val="20"/>
-                <w:color w:val="000000"/>
-              </w:rPr>
-            </w:pPr>
-            <w:r>
-              <w:rPr>
-                <w:rFonts w:ascii="Helvetica" w:hAnsi="Helvetica" w:eastAsia="Helvetica" w:cs="Helvetica"/>
-                <w:i w:val="false"/>
-                <w:b w:val="false"/>
-                <w:u w:val="none"/>
-                <w:sz w:val="20"/>
-                <w:szCs w:val="20"/>
-                <w:color w:val="000000"/>
-              </w:rPr>
-              <w:t xml:space="preserve">1,500,198</w:t>
+              <w:t xml:space="preserve">11.82</w:t>
+            </w:r>
+          </w:p>
+        </w:tc>
+        <w:tc>
+          <w:tcPr>
+            <w:tcBorders>
+              <w:bottom w:val="single" w:sz="6" w:space="0" w:color="666666"/>
+              <w:top w:val="single" w:sz="6" w:space="0" w:color="666666"/>
+              <w:left w:val="none" w:sz="0" w:space="0" w:color="000000"/>
+              <w:right w:val="none" w:sz="0" w:space="0" w:color="000000"/>
+            </w:tcBorders>
+            <w:shd w:val="clear" w:color="auto" w:fill="FFFFFF"/>
+            <w:tcMar>
+              <w:top w:w="0" w:type="dxa"/>
+              <w:bottom w:w="0" w:type="dxa"/>
+              <w:left w:w="0" w:type="dxa"/>
+              <w:right w:w="0" w:type="dxa"/>
+            </w:tcMar>
+            <w:vAlign w:val="center"/>
+          </w:tcPr>
+          <w:p>
+            <w:pPr>
+              <w:jc w:val="center"/>
+              <w:pBdr>
+                <w:bottom w:val="none" w:sz="0" w:space="0" w:color="000000"/>
+                <w:top w:val="none" w:sz="0" w:space="0" w:color="000000"/>
+                <w:left w:val="none" w:sz="0" w:space="0" w:color="000000"/>
+                <w:right w:val="none" w:sz="0" w:space="0" w:color="000000"/>
+              </w:pBdr>
+              <w:spacing w:after="100" w:before="100" w:line="240"/>
+              <w:ind w:left="100" w:right="100" w:firstLine="0" w:firstLineChars="0"/>
+              <w:rPr>
+                <w:rFonts w:ascii="Helvetica" w:hAnsi="Helvetica" w:eastAsia="Helvetica" w:cs="Helvetica"/>
+                <w:i w:val="false"/>
+                <w:b w:val="false"/>
+                <w:u w:val="none"/>
+                <w:sz w:val="20"/>
+                <w:szCs w:val="20"/>
+                <w:color w:val="000000"/>
+              </w:rPr>
+            </w:pPr>
+            <w:r>
+              <w:rPr>
+                <w:rFonts w:ascii="Helvetica" w:hAnsi="Helvetica" w:eastAsia="Helvetica" w:cs="Helvetica"/>
+                <w:i w:val="false"/>
+                <w:b w:val="false"/>
+                <w:u w:val="none"/>
+                <w:sz w:val="20"/>
+                <w:szCs w:val="20"/>
+                <w:color w:val="000000"/>
+              </w:rPr>
+              <w:t xml:space="preserve">4.83</w:t>
+            </w:r>
+          </w:p>
+        </w:tc>
+        <w:tc>
+          <w:tcPr>
+            <w:tcBorders>
+              <w:bottom w:val="single" w:sz="6" w:space="0" w:color="666666"/>
+              <w:top w:val="single" w:sz="6" w:space="0" w:color="666666"/>
+              <w:left w:val="none" w:sz="0" w:space="0" w:color="000000"/>
+              <w:right w:val="none" w:sz="0" w:space="0" w:color="000000"/>
+            </w:tcBorders>
+            <w:shd w:val="clear" w:color="auto" w:fill="FFFFFF"/>
+            <w:tcMar>
+              <w:top w:w="0" w:type="dxa"/>
+              <w:bottom w:w="0" w:type="dxa"/>
+              <w:left w:w="0" w:type="dxa"/>
+              <w:right w:w="0" w:type="dxa"/>
+            </w:tcMar>
+            <w:vAlign w:val="center"/>
+          </w:tcPr>
+          <w:p>
+            <w:pPr>
+              <w:jc w:val="center"/>
+              <w:pBdr>
+                <w:bottom w:val="none" w:sz="0" w:space="0" w:color="000000"/>
+                <w:top w:val="none" w:sz="0" w:space="0" w:color="000000"/>
+                <w:left w:val="none" w:sz="0" w:space="0" w:color="000000"/>
+                <w:right w:val="none" w:sz="0" w:space="0" w:color="000000"/>
+              </w:pBdr>
+              <w:spacing w:after="100" w:before="100" w:line="240"/>
+              <w:ind w:left="100" w:right="100" w:firstLine="0" w:firstLineChars="0"/>
+              <w:rPr>
+                <w:rFonts w:ascii="Helvetica" w:hAnsi="Helvetica" w:eastAsia="Helvetica" w:cs="Helvetica"/>
+                <w:i w:val="false"/>
+                <w:b w:val="false"/>
+                <w:u w:val="none"/>
+                <w:sz w:val="20"/>
+                <w:szCs w:val="20"/>
+                <w:color w:val="000000"/>
+              </w:rPr>
+            </w:pPr>
+            <w:r>
+              <w:rPr>
+                <w:rFonts w:ascii="Helvetica" w:hAnsi="Helvetica" w:eastAsia="Helvetica" w:cs="Helvetica"/>
+                <w:i w:val="false"/>
+                <w:b w:val="false"/>
+                <w:u w:val="none"/>
+                <w:sz w:val="20"/>
+                <w:szCs w:val="20"/>
+                <w:color w:val="000000"/>
+              </w:rPr>
+              <w:t xml:space="preserve">7.2</w:t>
+            </w:r>
+          </w:p>
+        </w:tc>
+        <w:tc>
+          <w:tcPr>
+            <w:tcBorders>
+              <w:bottom w:val="single" w:sz="6" w:space="0" w:color="666666"/>
+              <w:top w:val="single" w:sz="6" w:space="0" w:color="666666"/>
+              <w:left w:val="none" w:sz="0" w:space="0" w:color="000000"/>
+              <w:right w:val="none" w:sz="0" w:space="0" w:color="000000"/>
+            </w:tcBorders>
+            <w:shd w:val="clear" w:color="auto" w:fill="FFFFFF"/>
+            <w:tcMar>
+              <w:top w:w="0" w:type="dxa"/>
+              <w:bottom w:w="0" w:type="dxa"/>
+              <w:left w:w="0" w:type="dxa"/>
+              <w:right w:w="0" w:type="dxa"/>
+            </w:tcMar>
+            <w:vAlign w:val="center"/>
+          </w:tcPr>
+          <w:p>
+            <w:pPr>
+              <w:jc w:val="center"/>
+              <w:pBdr>
+                <w:bottom w:val="none" w:sz="0" w:space="0" w:color="000000"/>
+                <w:top w:val="none" w:sz="0" w:space="0" w:color="000000"/>
+                <w:left w:val="none" w:sz="0" w:space="0" w:color="000000"/>
+                <w:right w:val="none" w:sz="0" w:space="0" w:color="000000"/>
+              </w:pBdr>
+              <w:spacing w:after="100" w:before="100" w:line="240"/>
+              <w:ind w:left="100" w:right="100" w:firstLine="0" w:firstLineChars="0"/>
+              <w:rPr>
+                <w:rFonts w:ascii="Helvetica" w:hAnsi="Helvetica" w:eastAsia="Helvetica" w:cs="Helvetica"/>
+                <w:i w:val="false"/>
+                <w:b w:val="false"/>
+                <w:u w:val="none"/>
+                <w:sz w:val="20"/>
+                <w:szCs w:val="20"/>
+                <w:color w:val="000000"/>
+              </w:rPr>
+            </w:pPr>
+            <w:r>
+              <w:rPr>
+                <w:rFonts w:ascii="Helvetica" w:hAnsi="Helvetica" w:eastAsia="Helvetica" w:cs="Helvetica"/>
+                <w:i w:val="false"/>
+                <w:b w:val="false"/>
+                <w:u w:val="none"/>
+                <w:sz w:val="20"/>
+                <w:szCs w:val="20"/>
+                <w:color w:val="000000"/>
+              </w:rPr>
+              <w:t xml:space="preserve">1,601,705</w:t>
             </w:r>
           </w:p>
         </w:tc>
@@ -10330,7 +10330,7 @@
                 <w:szCs w:val="20"/>
                 <w:color w:val="000000"/>
               </w:rPr>
-              <w:t xml:space="preserve">0.688</w:t>
+              <w:t xml:space="preserve">0.743</w:t>
             </w:r>
           </w:p>
         </w:tc>
@@ -10434,7 +10434,7 @@
                 <w:szCs w:val="20"/>
                 <w:color w:val="000000"/>
               </w:rPr>
-              <w:t xml:space="preserve">13.84</w:t>
+              <w:t xml:space="preserve">14.25</w:t>
             </w:r>
           </w:p>
         </w:tc>
@@ -10486,7 +10486,7 @@
                 <w:szCs w:val="20"/>
                 <w:color w:val="000000"/>
               </w:rPr>
-              <w:t xml:space="preserve">5.66</w:t>
+              <w:t xml:space="preserve">5.81</w:t>
             </w:r>
           </w:p>
         </w:tc>
@@ -10590,7 +10590,7 @@
                 <w:szCs w:val="20"/>
                 <w:color w:val="000000"/>
               </w:rPr>
-              <w:t xml:space="preserve">9,583,904</w:t>
+              <w:t xml:space="preserve">9,694,830</w:t>
             </w:r>
           </w:p>
         </w:tc>

--- a/5_summary/output/wealth_quartiles.docx
+++ b/5_summary/output/wealth_quartiles.docx
@@ -624,7 +624,7 @@
                 <w:szCs w:val="20"/>
                 <w:color w:val="000000"/>
               </w:rPr>
-              <w:t xml:space="preserve">0.836</w:t>
+              <w:t xml:space="preserve">0.827</w:t>
             </w:r>
           </w:p>
         </w:tc>
@@ -832,7 +832,7 @@
                 <w:szCs w:val="20"/>
                 <w:color w:val="000000"/>
               </w:rPr>
-              <w:t xml:space="preserve">30.7</w:t>
+              <w:t xml:space="preserve">-Inf</w:t>
             </w:r>
           </w:p>
         </w:tc>
@@ -1046,7 +1046,7 @@
                 <w:szCs w:val="20"/>
                 <w:color w:val="000000"/>
               </w:rPr>
-              <w:t xml:space="preserve">0.836</w:t>
+              <w:t xml:space="preserve">0.827</w:t>
             </w:r>
           </w:p>
         </w:tc>
@@ -1254,7 +1254,7 @@
                 <w:szCs w:val="20"/>
                 <w:color w:val="000000"/>
               </w:rPr>
-              <w:t xml:space="preserve">15.7</w:t>
+              <w:t xml:space="preserve">-Inf</w:t>
             </w:r>
           </w:p>
         </w:tc>
@@ -1468,7 +1468,7 @@
                 <w:szCs w:val="20"/>
                 <w:color w:val="000000"/>
               </w:rPr>
-              <w:t xml:space="preserve">0.836</w:t>
+              <w:t xml:space="preserve">0.827</w:t>
             </w:r>
           </w:p>
         </w:tc>
@@ -1676,7 +1676,7 @@
                 <w:szCs w:val="20"/>
                 <w:color w:val="000000"/>
               </w:rPr>
-              <w:t xml:space="preserve">8.8</w:t>
+              <w:t xml:space="preserve">-Inf</w:t>
             </w:r>
           </w:p>
         </w:tc>
@@ -1890,7 +1890,7 @@
                 <w:szCs w:val="20"/>
                 <w:color w:val="000000"/>
               </w:rPr>
-              <w:t xml:space="preserve">0.836</w:t>
+              <w:t xml:space="preserve">0.827</w:t>
             </w:r>
           </w:p>
         </w:tc>
@@ -2098,7 +2098,7 @@
                 <w:szCs w:val="20"/>
                 <w:color w:val="000000"/>
               </w:rPr>
-              <w:t xml:space="preserve">2.6</w:t>
+              <w:t xml:space="preserve">-Inf</w:t>
             </w:r>
           </w:p>
         </w:tc>
@@ -2312,7 +2312,7 @@
                 <w:szCs w:val="20"/>
                 <w:color w:val="000000"/>
               </w:rPr>
-              <w:t xml:space="preserve">0.721</w:t>
+              <w:t xml:space="preserve">0.729</w:t>
             </w:r>
           </w:p>
         </w:tc>
@@ -2734,7 +2734,7 @@
                 <w:szCs w:val="20"/>
                 <w:color w:val="000000"/>
               </w:rPr>
-              <w:t xml:space="preserve">0.721</w:t>
+              <w:t xml:space="preserve">0.729</w:t>
             </w:r>
           </w:p>
         </w:tc>
@@ -3156,7 +3156,7 @@
                 <w:szCs w:val="20"/>
                 <w:color w:val="000000"/>
               </w:rPr>
-              <w:t xml:space="preserve">0.721</w:t>
+              <w:t xml:space="preserve">0.729</w:t>
             </w:r>
           </w:p>
         </w:tc>
@@ -3578,7 +3578,7 @@
                 <w:szCs w:val="20"/>
                 <w:color w:val="000000"/>
               </w:rPr>
-              <w:t xml:space="preserve">0.721</w:t>
+              <w:t xml:space="preserve">0.729</w:t>
             </w:r>
           </w:p>
         </w:tc>
@@ -4000,7 +4000,7 @@
                 <w:szCs w:val="20"/>
                 <w:color w:val="000000"/>
               </w:rPr>
-              <w:t xml:space="preserve">0.882</w:t>
+              <w:t xml:space="preserve">0.885</w:t>
             </w:r>
           </w:p>
         </w:tc>
@@ -4208,7 +4208,7 @@
                 <w:szCs w:val="20"/>
                 <w:color w:val="000000"/>
               </w:rPr>
-              <w:t xml:space="preserve">27.3</w:t>
+              <w:t xml:space="preserve">-Inf</w:t>
             </w:r>
           </w:p>
         </w:tc>
@@ -4422,7 +4422,7 @@
                 <w:szCs w:val="20"/>
                 <w:color w:val="000000"/>
               </w:rPr>
-              <w:t xml:space="preserve">0.882</w:t>
+              <w:t xml:space="preserve">0.885</w:t>
             </w:r>
           </w:p>
         </w:tc>
@@ -4630,7 +4630,7 @@
                 <w:szCs w:val="20"/>
                 <w:color w:val="000000"/>
               </w:rPr>
-              <w:t xml:space="preserve">19.8</w:t>
+              <w:t xml:space="preserve">-Inf</w:t>
             </w:r>
           </w:p>
         </w:tc>
@@ -4844,7 +4844,7 @@
                 <w:szCs w:val="20"/>
                 <w:color w:val="000000"/>
               </w:rPr>
-              <w:t xml:space="preserve">0.882</w:t>
+              <w:t xml:space="preserve">0.885</w:t>
             </w:r>
           </w:p>
         </w:tc>
@@ -5052,7 +5052,7 @@
                 <w:szCs w:val="20"/>
                 <w:color w:val="000000"/>
               </w:rPr>
-              <w:t xml:space="preserve">10.4</w:t>
+              <w:t xml:space="preserve">-Inf</w:t>
             </w:r>
           </w:p>
         </w:tc>
@@ -5266,7 +5266,7 @@
                 <w:szCs w:val="20"/>
                 <w:color w:val="000000"/>
               </w:rPr>
-              <w:t xml:space="preserve">0.882</w:t>
+              <w:t xml:space="preserve">0.885</w:t>
             </w:r>
           </w:p>
         </w:tc>
@@ -5474,7 +5474,7 @@
                 <w:szCs w:val="20"/>
                 <w:color w:val="000000"/>
               </w:rPr>
-              <w:t xml:space="preserve">3.1</w:t>
+              <w:t xml:space="preserve">-Inf</w:t>
             </w:r>
           </w:p>
         </w:tc>
@@ -5688,7 +5688,7 @@
                 <w:szCs w:val="20"/>
                 <w:color w:val="000000"/>
               </w:rPr>
-              <w:t xml:space="preserve">0.771</w:t>
+              <w:t xml:space="preserve">0.766</w:t>
             </w:r>
           </w:p>
         </w:tc>
@@ -5896,7 +5896,7 @@
                 <w:szCs w:val="20"/>
                 <w:color w:val="000000"/>
               </w:rPr>
-              <w:t xml:space="preserve">27.4</w:t>
+              <w:t xml:space="preserve">26.8</w:t>
             </w:r>
           </w:p>
         </w:tc>
@@ -6110,7 +6110,7 @@
                 <w:szCs w:val="20"/>
                 <w:color w:val="000000"/>
               </w:rPr>
-              <w:t xml:space="preserve">0.771</w:t>
+              <w:t xml:space="preserve">0.766</w:t>
             </w:r>
           </w:p>
         </w:tc>
@@ -6318,7 +6318,7 @@
                 <w:szCs w:val="20"/>
                 <w:color w:val="000000"/>
               </w:rPr>
-              <w:t xml:space="preserve">15.4</w:t>
+              <w:t xml:space="preserve">15.3</w:t>
             </w:r>
           </w:p>
         </w:tc>
@@ -6532,7 +6532,7 @@
                 <w:szCs w:val="20"/>
                 <w:color w:val="000000"/>
               </w:rPr>
-              <w:t xml:space="preserve">0.771</w:t>
+              <w:t xml:space="preserve">0.766</w:t>
             </w:r>
           </w:p>
         </w:tc>
@@ -6954,7 +6954,7 @@
                 <w:szCs w:val="20"/>
                 <w:color w:val="000000"/>
               </w:rPr>
-              <w:t xml:space="preserve">0.771</w:t>
+              <w:t xml:space="preserve">0.766</w:t>
             </w:r>
           </w:p>
         </w:tc>
@@ -7162,7 +7162,7 @@
                 <w:szCs w:val="20"/>
                 <w:color w:val="000000"/>
               </w:rPr>
-              <w:t xml:space="preserve">2.2</w:t>
+              <w:t xml:space="preserve">2.1</w:t>
             </w:r>
           </w:p>
         </w:tc>
@@ -7376,7 +7376,7 @@
                 <w:szCs w:val="20"/>
                 <w:color w:val="000000"/>
               </w:rPr>
-              <w:t xml:space="preserve">0.858</w:t>
+              <w:t xml:space="preserve">0.862</w:t>
             </w:r>
           </w:p>
         </w:tc>
@@ -7584,7 +7584,7 @@
                 <w:szCs w:val="20"/>
                 <w:color w:val="000000"/>
               </w:rPr>
-              <w:t xml:space="preserve">31.0</w:t>
+              <w:t xml:space="preserve">-Inf</w:t>
             </w:r>
           </w:p>
         </w:tc>
@@ -7798,7 +7798,7 @@
                 <w:szCs w:val="20"/>
                 <w:color w:val="000000"/>
               </w:rPr>
-              <w:t xml:space="preserve">0.858</w:t>
+              <w:t xml:space="preserve">0.862</w:t>
             </w:r>
           </w:p>
         </w:tc>
@@ -8006,7 +8006,7 @@
                 <w:szCs w:val="20"/>
                 <w:color w:val="000000"/>
               </w:rPr>
-              <w:t xml:space="preserve">20.4</w:t>
+              <w:t xml:space="preserve">-Inf</w:t>
             </w:r>
           </w:p>
         </w:tc>
@@ -8220,7 +8220,7 @@
                 <w:szCs w:val="20"/>
                 <w:color w:val="000000"/>
               </w:rPr>
-              <w:t xml:space="preserve">0.858</w:t>
+              <w:t xml:space="preserve">0.862</w:t>
             </w:r>
           </w:p>
         </w:tc>
@@ -8428,7 +8428,7 @@
                 <w:szCs w:val="20"/>
                 <w:color w:val="000000"/>
               </w:rPr>
-              <w:t xml:space="preserve">12.4</w:t>
+              <w:t xml:space="preserve">-Inf</w:t>
             </w:r>
           </w:p>
         </w:tc>
@@ -8642,7 +8642,7 @@
                 <w:szCs w:val="20"/>
                 <w:color w:val="000000"/>
               </w:rPr>
-              <w:t xml:space="preserve">0.858</w:t>
+              <w:t xml:space="preserve">0.862</w:t>
             </w:r>
           </w:p>
         </w:tc>
@@ -8850,7 +8850,7 @@
                 <w:szCs w:val="20"/>
                 <w:color w:val="000000"/>
               </w:rPr>
-              <w:t xml:space="preserve">4.3</w:t>
+              <w:t xml:space="preserve">-Inf</w:t>
             </w:r>
           </w:p>
         </w:tc>
@@ -9064,7 +9064,7 @@
                 <w:szCs w:val="20"/>
                 <w:color w:val="000000"/>
               </w:rPr>
-              <w:t xml:space="preserve">0.743</w:t>
+              <w:t xml:space="preserve">0.735</w:t>
             </w:r>
           </w:p>
         </w:tc>
@@ -9272,7 +9272,7 @@
                 <w:szCs w:val="20"/>
                 <w:color w:val="000000"/>
               </w:rPr>
-              <w:t xml:space="preserve">21.4</w:t>
+              <w:t xml:space="preserve">21.2</w:t>
             </w:r>
           </w:p>
         </w:tc>
@@ -9486,7 +9486,7 @@
                 <w:szCs w:val="20"/>
                 <w:color w:val="000000"/>
               </w:rPr>
-              <w:t xml:space="preserve">0.743</w:t>
+              <w:t xml:space="preserve">0.735</w:t>
             </w:r>
           </w:p>
         </w:tc>
@@ -9694,7 +9694,7 @@
                 <w:szCs w:val="20"/>
                 <w:color w:val="000000"/>
               </w:rPr>
-              <w:t xml:space="preserve">16.6</w:t>
+              <w:t xml:space="preserve">16.2</w:t>
             </w:r>
           </w:p>
         </w:tc>
@@ -9908,7 +9908,7 @@
                 <w:szCs w:val="20"/>
                 <w:color w:val="000000"/>
               </w:rPr>
-              <w:t xml:space="preserve">0.743</w:t>
+              <w:t xml:space="preserve">0.735</w:t>
             </w:r>
           </w:p>
         </w:tc>
@@ -10116,7 +10116,7 @@
                 <w:szCs w:val="20"/>
                 <w:color w:val="000000"/>
               </w:rPr>
-              <w:t xml:space="preserve">7.2</w:t>
+              <w:t xml:space="preserve">7.1</w:t>
             </w:r>
           </w:p>
         </w:tc>
@@ -10330,7 +10330,7 @@
                 <w:szCs w:val="20"/>
                 <w:color w:val="000000"/>
               </w:rPr>
-              <w:t xml:space="preserve">0.743</w:t>
+              <w:t xml:space="preserve">0.735</w:t>
             </w:r>
           </w:p>
         </w:tc>
@@ -10538,7 +10538,7 @@
                 <w:szCs w:val="20"/>
                 <w:color w:val="000000"/>
               </w:rPr>
-              <w:t xml:space="preserve">2.6</w:t>
+              <w:t xml:space="preserve">2.5</w:t>
             </w:r>
           </w:p>
         </w:tc>
